--- a/Pres+report/Rapport-PFE-v2.docx
+++ b/Pres+report/Rapport-PFE-v2.docx
@@ -467,14 +467,391 @@
         <w:t xml:space="preserve">Liste des figures</w:t>
       </w:r>
     </w:p>
-    <w:p>
-      <w:pPr>
-        <w:pStyle w:val="FirstParagraph"/>
-      </w:pPr>
-      <w:r>
-        <w:t xml:space="preserve">[À GÉNÉRER dans Word : Références → Insérer une table des illustrations, après avoir appliqué des légendes « Figure ».]</w:t>
-      </w:r>
-    </w:p>
+    <w:tbl>
+      <w:tblPr>
+        <w:tblStyle w:val="Table"/>
+        <w:tblW w:type="pct" w:w="5000"/>
+        <w:tblLayout w:type="fixed"/>
+        <w:tblLook w:firstRow="1" w:lastRow="0" w:firstColumn="0" w:lastColumn="0" w:noHBand="0" w:noVBand="0" w:val="0020"/>
+      </w:tblPr>
+      <w:tblGrid>
+        <w:gridCol w:w="3960"/>
+        <w:gridCol w:w="3960"/>
+      </w:tblGrid>
+      <w:tr>
+        <w:trPr>
+          <w:tblHeader w:val="on"/>
+        </w:trPr>
+        <w:tc>
+          <w:tcPr/>
+          <w:p>
+            <w:pPr>
+              <w:pStyle w:val="Compact"/>
+            </w:pPr>
+            <w:r>
+              <w:t xml:space="preserve">N°</w:t>
+            </w:r>
+          </w:p>
+        </w:tc>
+        <w:tc>
+          <w:tcPr/>
+          <w:p>
+            <w:pPr>
+              <w:pStyle w:val="Compact"/>
+            </w:pPr>
+            <w:r>
+              <w:t xml:space="preserve">Titre</w:t>
+            </w:r>
+          </w:p>
+        </w:tc>
+      </w:tr>
+      <w:tr>
+        <w:tc>
+          <w:tcPr/>
+          <w:p>
+            <w:pPr>
+              <w:pStyle w:val="Compact"/>
+            </w:pPr>
+            <w:r>
+              <w:t xml:space="preserve">3.1</w:t>
+            </w:r>
+          </w:p>
+        </w:tc>
+        <w:tc>
+          <w:tcPr/>
+          <w:p>
+            <w:pPr>
+              <w:pStyle w:val="Compact"/>
+            </w:pPr>
+            <w:r>
+              <w:t xml:space="preserve">Architecture générale de la solution</w:t>
+            </w:r>
+          </w:p>
+        </w:tc>
+      </w:tr>
+      <w:tr>
+        <w:tc>
+          <w:tcPr/>
+          <w:p>
+            <w:pPr>
+              <w:pStyle w:val="Compact"/>
+            </w:pPr>
+            <w:r>
+              <w:t xml:space="preserve">3.2</w:t>
+            </w:r>
+          </w:p>
+        </w:tc>
+        <w:tc>
+          <w:tcPr/>
+          <w:p>
+            <w:pPr>
+              <w:pStyle w:val="Compact"/>
+            </w:pPr>
+            <w:r>
+              <w:t xml:space="preserve">Cycle de vie complet d’une note vocale (diagramme de séquence)</w:t>
+            </w:r>
+          </w:p>
+        </w:tc>
+      </w:tr>
+      <w:tr>
+        <w:tc>
+          <w:tcPr/>
+          <w:p>
+            <w:pPr>
+              <w:pStyle w:val="Compact"/>
+            </w:pPr>
+            <w:r>
+              <w:t xml:space="preserve">3.3</w:t>
+            </w:r>
+          </w:p>
+        </w:tc>
+        <w:tc>
+          <w:tcPr/>
+          <w:p>
+            <w:pPr>
+              <w:pStyle w:val="Compact"/>
+            </w:pPr>
+            <w:r>
+              <w:t xml:space="preserve">Diagramme de cas d’utilisation</w:t>
+            </w:r>
+          </w:p>
+        </w:tc>
+      </w:tr>
+      <w:tr>
+        <w:tc>
+          <w:tcPr/>
+          <w:p>
+            <w:pPr>
+              <w:pStyle w:val="Compact"/>
+            </w:pPr>
+            <w:r>
+              <w:t xml:space="preserve">3.4</w:t>
+            </w:r>
+          </w:p>
+        </w:tc>
+        <w:tc>
+          <w:tcPr/>
+          <w:p>
+            <w:pPr>
+              <w:pStyle w:val="Compact"/>
+            </w:pPr>
+            <w:r>
+              <w:t xml:space="preserve">Cycle de vie d’un rapport (machine à états)</w:t>
+            </w:r>
+          </w:p>
+        </w:tc>
+      </w:tr>
+      <w:tr>
+        <w:tc>
+          <w:tcPr/>
+          <w:p>
+            <w:pPr>
+              <w:pStyle w:val="Compact"/>
+            </w:pPr>
+            <w:r>
+              <w:t xml:space="preserve">3.5</w:t>
+            </w:r>
+          </w:p>
+        </w:tc>
+        <w:tc>
+          <w:tcPr/>
+          <w:p>
+            <w:pPr>
+              <w:pStyle w:val="Compact"/>
+            </w:pPr>
+            <w:r>
+              <w:t xml:space="preserve">Modèle relationnel PostgreSQL</w:t>
+            </w:r>
+          </w:p>
+        </w:tc>
+      </w:tr>
+      <w:tr>
+        <w:tc>
+          <w:tcPr/>
+          <w:p>
+            <w:pPr>
+              <w:pStyle w:val="Compact"/>
+            </w:pPr>
+            <w:r>
+              <w:t xml:space="preserve">3.6</w:t>
+            </w:r>
+          </w:p>
+        </w:tc>
+        <w:tc>
+          <w:tcPr/>
+          <w:p>
+            <w:pPr>
+              <w:pStyle w:val="Compact"/>
+            </w:pPr>
+            <w:r>
+              <w:t xml:space="preserve">Chaîne de transcription et repli</w:t>
+            </w:r>
+          </w:p>
+        </w:tc>
+      </w:tr>
+      <w:tr>
+        <w:tc>
+          <w:tcPr/>
+          <w:p>
+            <w:pPr>
+              <w:pStyle w:val="Compact"/>
+            </w:pPr>
+            <w:r>
+              <w:t xml:space="preserve">3.7</w:t>
+            </w:r>
+          </w:p>
+        </w:tc>
+        <w:tc>
+          <w:tcPr/>
+          <w:p>
+            <w:pPr>
+              <w:pStyle w:val="Compact"/>
+            </w:pPr>
+            <w:r>
+              <w:t xml:space="preserve">Chaînes de repli d’extraction</w:t>
+            </w:r>
+          </w:p>
+        </w:tc>
+      </w:tr>
+      <w:tr>
+        <w:tc>
+          <w:tcPr/>
+          <w:p>
+            <w:pPr>
+              <w:pStyle w:val="Compact"/>
+            </w:pPr>
+            <w:r>
+              <w:t xml:space="preserve">3.8</w:t>
+            </w:r>
+          </w:p>
+        </w:tc>
+        <w:tc>
+          <w:tcPr/>
+          <w:p>
+            <w:pPr>
+              <w:pStyle w:val="Compact"/>
+            </w:pPr>
+            <w:r>
+              <w:t xml:space="preserve">Tenue du journal : accumulation et réconciliation de stock</w:t>
+            </w:r>
+          </w:p>
+        </w:tc>
+      </w:tr>
+      <w:tr>
+        <w:tc>
+          <w:tcPr/>
+          <w:p>
+            <w:pPr>
+              <w:pStyle w:val="Compact"/>
+            </w:pPr>
+            <w:r>
+              <w:t xml:space="preserve">3.9</w:t>
+            </w:r>
+          </w:p>
+        </w:tc>
+        <w:tc>
+          <w:tcPr/>
+          <w:p>
+            <w:pPr>
+              <w:pStyle w:val="Compact"/>
+            </w:pPr>
+            <w:r>
+              <w:t xml:space="preserve">Ordonnanceur : six tâches planifiées</w:t>
+            </w:r>
+          </w:p>
+        </w:tc>
+      </w:tr>
+      <w:tr>
+        <w:tc>
+          <w:tcPr/>
+          <w:p>
+            <w:pPr>
+              <w:pStyle w:val="Compact"/>
+            </w:pPr>
+            <w:r>
+              <w:t xml:space="preserve">3.10</w:t>
+            </w:r>
+          </w:p>
+        </w:tc>
+        <w:tc>
+          <w:tcPr/>
+          <w:p>
+            <w:pPr>
+              <w:pStyle w:val="Compact"/>
+            </w:pPr>
+            <w:r>
+              <w:t xml:space="preserve">Workflow d’orchestration n8n (65 nœuds)</w:t>
+            </w:r>
+          </w:p>
+        </w:tc>
+      </w:tr>
+      <w:tr>
+        <w:tc>
+          <w:tcPr/>
+          <w:p>
+            <w:pPr>
+              <w:pStyle w:val="Compact"/>
+            </w:pPr>
+            <w:r>
+              <w:t xml:space="preserve">3.11</w:t>
+            </w:r>
+          </w:p>
+        </w:tc>
+        <w:tc>
+          <w:tcPr/>
+          <w:p>
+            <w:pPr>
+              <w:pStyle w:val="Compact"/>
+            </w:pPr>
+            <w:r>
+              <w:t xml:space="preserve">Contrôle d’accès</w:t>
+            </w:r>
+          </w:p>
+        </w:tc>
+      </w:tr>
+      <w:tr>
+        <w:tc>
+          <w:tcPr/>
+          <w:p>
+            <w:pPr>
+              <w:pStyle w:val="Compact"/>
+            </w:pPr>
+            <w:r>
+              <w:t xml:space="preserve">3.12</w:t>
+            </w:r>
+          </w:p>
+        </w:tc>
+        <w:tc>
+          <w:tcPr/>
+          <w:p>
+            <w:pPr>
+              <w:pStyle w:val="Compact"/>
+            </w:pPr>
+            <w:r>
+              <w:t xml:space="preserve">Tableau de bord — vue d’ensemble et organigramme</w:t>
+            </w:r>
+            <w:r>
+              <w:t xml:space="preserve"> </w:t>
+            </w:r>
+            <w:r>
+              <w:rPr>
+                <w:i/>
+                <w:iCs/>
+              </w:rPr>
+              <w:t xml:space="preserve">(captures à insérer)</w:t>
+            </w:r>
+          </w:p>
+        </w:tc>
+      </w:tr>
+      <w:tr>
+        <w:tc>
+          <w:tcPr/>
+          <w:p>
+            <w:pPr>
+              <w:pStyle w:val="Compact"/>
+            </w:pPr>
+            <w:r>
+              <w:t xml:space="preserve">4.1</w:t>
+            </w:r>
+          </w:p>
+        </w:tc>
+        <w:tc>
+          <w:tcPr/>
+          <w:p>
+            <w:pPr>
+              <w:pStyle w:val="Compact"/>
+            </w:pPr>
+            <w:r>
+              <w:t xml:space="preserve">Topologie de déploiement</w:t>
+            </w:r>
+          </w:p>
+        </w:tc>
+      </w:tr>
+      <w:tr>
+        <w:tc>
+          <w:tcPr/>
+          <w:p>
+            <w:pPr>
+              <w:pStyle w:val="Compact"/>
+            </w:pPr>
+            <w:r>
+              <w:t xml:space="preserve">4.2</w:t>
+            </w:r>
+          </w:p>
+        </w:tc>
+        <w:tc>
+          <w:tcPr/>
+          <w:p>
+            <w:pPr>
+              <w:pStyle w:val="Compact"/>
+            </w:pPr>
+            <w:r>
+              <w:t xml:space="preserve">Démarche du banc d’essai</w:t>
+            </w:r>
+          </w:p>
+        </w:tc>
+      </w:tr>
+    </w:tbl>
     <w:bookmarkEnd w:id="18"/>
     <w:bookmarkStart w:id="19" w:name="liste-des-tableaux"/>
     <w:p>
@@ -485,14 +862,413 @@
         <w:t xml:space="preserve">Liste des tableaux</w:t>
       </w:r>
     </w:p>
-    <w:p>
-      <w:pPr>
-        <w:pStyle w:val="FirstParagraph"/>
-      </w:pPr>
-      <w:r>
-        <w:t xml:space="preserve">[À GÉNÉRER dans Word : Références → Insérer une table des illustrations, catégorie « Tableau ».]</w:t>
-      </w:r>
-    </w:p>
+    <w:tbl>
+      <w:tblPr>
+        <w:tblStyle w:val="Table"/>
+        <w:tblW w:type="auto" w:w="0"/>
+        <w:tblLook w:firstRow="1" w:lastRow="0" w:firstColumn="0" w:lastColumn="0" w:noHBand="0" w:noVBand="0" w:val="0020"/>
+      </w:tblPr>
+      <w:tblGrid>
+        <w:gridCol w:w="3960"/>
+        <w:gridCol w:w="3960"/>
+      </w:tblGrid>
+      <w:tr>
+        <w:trPr>
+          <w:tblHeader w:val="on"/>
+        </w:trPr>
+        <w:tc>
+          <w:tcPr/>
+          <w:p>
+            <w:pPr>
+              <w:pStyle w:val="Compact"/>
+            </w:pPr>
+            <w:r>
+              <w:t xml:space="preserve">N°</w:t>
+            </w:r>
+          </w:p>
+        </w:tc>
+        <w:tc>
+          <w:tcPr/>
+          <w:p>
+            <w:pPr>
+              <w:pStyle w:val="Compact"/>
+            </w:pPr>
+            <w:r>
+              <w:t xml:space="preserve">Titre</w:t>
+            </w:r>
+          </w:p>
+        </w:tc>
+      </w:tr>
+      <w:tr>
+        <w:tc>
+          <w:tcPr/>
+          <w:p>
+            <w:pPr>
+              <w:pStyle w:val="Compact"/>
+            </w:pPr>
+            <w:r>
+              <w:t xml:space="preserve">1.1</w:t>
+            </w:r>
+          </w:p>
+        </w:tc>
+        <w:tc>
+          <w:tcPr/>
+          <w:p>
+            <w:pPr>
+              <w:pStyle w:val="Compact"/>
+            </w:pPr>
+            <w:r>
+              <w:t xml:space="preserve">Priorisation MoSCoW du périmètre fonctionnel</w:t>
+            </w:r>
+          </w:p>
+        </w:tc>
+      </w:tr>
+      <w:tr>
+        <w:tc>
+          <w:tcPr/>
+          <w:p>
+            <w:pPr>
+              <w:pStyle w:val="Compact"/>
+            </w:pPr>
+            <w:r>
+              <w:t xml:space="preserve">1.2</w:t>
+            </w:r>
+          </w:p>
+        </w:tc>
+        <w:tc>
+          <w:tcPr/>
+          <w:p>
+            <w:pPr>
+              <w:pStyle w:val="Compact"/>
+            </w:pPr>
+            <w:r>
+              <w:t xml:space="preserve">Planning prévisionnel du projet</w:t>
+            </w:r>
+          </w:p>
+        </w:tc>
+      </w:tr>
+      <w:tr>
+        <w:tc>
+          <w:tcPr/>
+          <w:p>
+            <w:pPr>
+              <w:pStyle w:val="Compact"/>
+            </w:pPr>
+            <w:r>
+              <w:t xml:space="preserve">1.3</w:t>
+            </w:r>
+          </w:p>
+        </w:tc>
+        <w:tc>
+          <w:tcPr/>
+          <w:p>
+            <w:pPr>
+              <w:pStyle w:val="Compact"/>
+            </w:pPr>
+            <w:r>
+              <w:t xml:space="preserve">Registre des risques principaux</w:t>
+            </w:r>
+          </w:p>
+        </w:tc>
+      </w:tr>
+      <w:tr>
+        <w:tc>
+          <w:tcPr/>
+          <w:p>
+            <w:pPr>
+              <w:pStyle w:val="Compact"/>
+            </w:pPr>
+            <w:r>
+              <w:t xml:space="preserve">2.1</w:t>
+            </w:r>
+          </w:p>
+        </w:tc>
+        <w:tc>
+          <w:tcPr/>
+          <w:p>
+            <w:pPr>
+              <w:pStyle w:val="Compact"/>
+            </w:pPr>
+            <w:r>
+              <w:t xml:space="preserve">Comparaison des solutions d’orchestration</w:t>
+            </w:r>
+          </w:p>
+        </w:tc>
+      </w:tr>
+      <w:tr>
+        <w:tc>
+          <w:tcPr/>
+          <w:p>
+            <w:pPr>
+              <w:pStyle w:val="Compact"/>
+            </w:pPr>
+            <w:r>
+              <w:t xml:space="preserve">2.2</w:t>
+            </w:r>
+          </w:p>
+        </w:tc>
+        <w:tc>
+          <w:tcPr/>
+          <w:p>
+            <w:pPr>
+              <w:pStyle w:val="Compact"/>
+            </w:pPr>
+            <w:r>
+              <w:t xml:space="preserve">Comparaison des canaux de réception</w:t>
+            </w:r>
+          </w:p>
+        </w:tc>
+      </w:tr>
+      <w:tr>
+        <w:tc>
+          <w:tcPr/>
+          <w:p>
+            <w:pPr>
+              <w:pStyle w:val="Compact"/>
+            </w:pPr>
+            <w:r>
+              <w:t xml:space="preserve">2.3</w:t>
+            </w:r>
+          </w:p>
+        </w:tc>
+        <w:tc>
+          <w:tcPr/>
+          <w:p>
+            <w:pPr>
+              <w:pStyle w:val="Compact"/>
+            </w:pPr>
+            <w:r>
+              <w:t xml:space="preserve">Récapitulatif des choix technologiques</w:t>
+            </w:r>
+          </w:p>
+        </w:tc>
+      </w:tr>
+      <w:tr>
+        <w:tc>
+          <w:tcPr/>
+          <w:p>
+            <w:pPr>
+              <w:pStyle w:val="Compact"/>
+            </w:pPr>
+            <w:r>
+              <w:t xml:space="preserve">3.1</w:t>
+            </w:r>
+          </w:p>
+        </w:tc>
+        <w:tc>
+          <w:tcPr/>
+          <w:p>
+            <w:pPr>
+              <w:pStyle w:val="Compact"/>
+            </w:pPr>
+            <w:r>
+              <w:t xml:space="preserve">Schéma du rapport extrait (</w:t>
+            </w:r>
+            <w:r>
+              <w:rPr>
+                <w:rStyle w:val="VerbatimChar"/>
+              </w:rPr>
+              <w:t xml:space="preserve">ExtractedReport</w:t>
+            </w:r>
+            <w:r>
+              <w:t xml:space="preserve">)</w:t>
+            </w:r>
+          </w:p>
+        </w:tc>
+      </w:tr>
+      <w:tr>
+        <w:tc>
+          <w:tcPr/>
+          <w:p>
+            <w:pPr>
+              <w:pStyle w:val="Compact"/>
+            </w:pPr>
+            <w:r>
+              <w:t xml:space="preserve">3.2</w:t>
+            </w:r>
+          </w:p>
+        </w:tc>
+        <w:tc>
+          <w:tcPr/>
+          <w:p>
+            <w:pPr>
+              <w:pStyle w:val="Compact"/>
+            </w:pPr>
+            <w:r>
+              <w:t xml:space="preserve">Contrat d’erreurs du service</w:t>
+            </w:r>
+          </w:p>
+        </w:tc>
+      </w:tr>
+      <w:tr>
+        <w:tc>
+          <w:tcPr/>
+          <w:p>
+            <w:pPr>
+              <w:pStyle w:val="Compact"/>
+            </w:pPr>
+            <w:r>
+              <w:t xml:space="preserve">4.1</w:t>
+            </w:r>
+          </w:p>
+        </w:tc>
+        <w:tc>
+          <w:tcPr/>
+          <w:p>
+            <w:pPr>
+              <w:pStyle w:val="Compact"/>
+            </w:pPr>
+            <w:r>
+              <w:t xml:space="preserve">Environnement de développement</w:t>
+            </w:r>
+          </w:p>
+        </w:tc>
+      </w:tr>
+      <w:tr>
+        <w:tc>
+          <w:tcPr/>
+          <w:p>
+            <w:pPr>
+              <w:pStyle w:val="Compact"/>
+            </w:pPr>
+            <w:r>
+              <w:t xml:space="preserve">4.2</w:t>
+            </w:r>
+          </w:p>
+        </w:tc>
+        <w:tc>
+          <w:tcPr/>
+          <w:p>
+            <w:pPr>
+              <w:pStyle w:val="Compact"/>
+            </w:pPr>
+            <w:r>
+              <w:t xml:space="preserve">Comparaison des moteurs accessibles par API</w:t>
+            </w:r>
+          </w:p>
+        </w:tc>
+      </w:tr>
+      <w:tr>
+        <w:tc>
+          <w:tcPr/>
+          <w:p>
+            <w:pPr>
+              <w:pStyle w:val="Compact"/>
+            </w:pPr>
+            <w:r>
+              <w:t xml:space="preserve">4.3</w:t>
+            </w:r>
+          </w:p>
+        </w:tc>
+        <w:tc>
+          <w:tcPr/>
+          <w:p>
+            <w:pPr>
+              <w:pStyle w:val="Compact"/>
+            </w:pPr>
+            <w:r>
+              <w:t xml:space="preserve">Campagne locale complète, 12 moteurs</w:t>
+            </w:r>
+          </w:p>
+        </w:tc>
+      </w:tr>
+      <w:tr>
+        <w:tc>
+          <w:tcPr/>
+          <w:p>
+            <w:pPr>
+              <w:pStyle w:val="Compact"/>
+            </w:pPr>
+            <w:r>
+              <w:t xml:space="preserve">4.4</w:t>
+            </w:r>
+          </w:p>
+        </w:tc>
+        <w:tc>
+          <w:tcPr/>
+          <w:p>
+            <w:pPr>
+              <w:pStyle w:val="Compact"/>
+            </w:pPr>
+            <w:r>
+              <w:t xml:space="preserve">Comportement comparé sur les champs métier</w:t>
+            </w:r>
+          </w:p>
+        </w:tc>
+      </w:tr>
+      <w:tr>
+        <w:tc>
+          <w:tcPr/>
+          <w:p>
+            <w:pPr>
+              <w:pStyle w:val="Compact"/>
+            </w:pPr>
+            <w:r>
+              <w:t xml:space="preserve">4.5</w:t>
+            </w:r>
+          </w:p>
+        </w:tc>
+        <w:tc>
+          <w:tcPr/>
+          <w:p>
+            <w:pPr>
+              <w:pStyle w:val="Compact"/>
+            </w:pPr>
+            <w:r>
+              <w:t xml:space="preserve">Effet de l’invite de vocabulaire en exécution locale</w:t>
+            </w:r>
+          </w:p>
+        </w:tc>
+      </w:tr>
+      <w:tr>
+        <w:tc>
+          <w:tcPr/>
+          <w:p>
+            <w:pPr>
+              <w:pStyle w:val="Compact"/>
+            </w:pPr>
+            <w:r>
+              <w:t xml:space="preserve">4.6</w:t>
+            </w:r>
+          </w:p>
+        </w:tc>
+        <w:tc>
+          <w:tcPr/>
+          <w:p>
+            <w:pPr>
+              <w:pStyle w:val="Compact"/>
+            </w:pPr>
+            <w:r>
+              <w:t xml:space="preserve">État du périmètre livré</w:t>
+            </w:r>
+          </w:p>
+        </w:tc>
+      </w:tr>
+      <w:tr>
+        <w:tc>
+          <w:tcPr/>
+          <w:p>
+            <w:pPr>
+              <w:pStyle w:val="Compact"/>
+            </w:pPr>
+            <w:r>
+              <w:t xml:space="preserve">4.7</w:t>
+            </w:r>
+          </w:p>
+        </w:tc>
+        <w:tc>
+          <w:tcPr/>
+          <w:p>
+            <w:pPr>
+              <w:pStyle w:val="Compact"/>
+            </w:pPr>
+            <w:r>
+              <w:t xml:space="preserve">Métriques du projet</w:t>
+            </w:r>
+          </w:p>
+        </w:tc>
+      </w:tr>
+    </w:tbl>
     <w:bookmarkEnd w:id="19"/>
     <w:bookmarkStart w:id="20" w:name="liste-des-abréviations-et-acronymes"/>
     <w:p>
@@ -4577,7 +5353,7 @@
     </w:p>
     <w:bookmarkEnd w:id="53"/>
     <w:bookmarkEnd w:id="54"/>
-    <w:bookmarkStart w:id="80" w:name="chapitre-3-conception-de-la-solution"/>
+    <w:bookmarkStart w:id="113" w:name="chapitre-3-conception-de-la-solution"/>
     <w:p>
       <w:pPr>
         <w:pStyle w:val="Heading1"/>
@@ -4604,7 +5380,7 @@
       </w:r>
     </w:p>
     <w:bookmarkEnd w:id="55"/>
-    <w:bookmarkStart w:id="60" w:name="architecture-générale"/>
+    <w:bookmarkStart w:id="69" w:name="architecture-générale"/>
     <w:p>
       <w:pPr>
         <w:pStyle w:val="Heading2"/>
@@ -4613,7 +5389,7 @@
         <w:t xml:space="preserve">3.2 Architecture générale</w:t>
       </w:r>
     </w:p>
-    <w:bookmarkStart w:id="56" w:name="le-choix-dune-architecture-hybride"/>
+    <w:bookmarkStart w:id="59" w:name="le-choix-dune-architecture-hybride"/>
     <w:p>
       <w:pPr>
         <w:pStyle w:val="Heading3"/>
@@ -4761,6 +5537,53 @@
         <w:pStyle w:val="FirstParagraph"/>
       </w:pPr>
       <w:r>
+        <w:drawing>
+          <wp:inline>
+            <wp:extent cx="5334000" cy="2517504"/>
+            <wp:effectExtent b="0" l="0" r="0" t="0"/>
+            <wp:docPr descr="" title="" id="57" name="Picture"/>
+            <a:graphic>
+              <a:graphicData uri="http://schemas.openxmlformats.org/drawingml/2006/picture">
+                <pic:pic>
+                  <pic:nvPicPr>
+                    <pic:cNvPr descr="diagrams/01-architecture.png" id="58" name="Picture"/>
+                    <pic:cNvPicPr>
+                      <a:picLocks noChangeArrowheads="1" noChangeAspect="1"/>
+                    </pic:cNvPicPr>
+                  </pic:nvPicPr>
+                  <pic:blipFill>
+                    <a:blip r:embed="rId56"/>
+                    <a:stretch>
+                      <a:fillRect/>
+                    </a:stretch>
+                  </pic:blipFill>
+                  <pic:spPr bwMode="auto">
+                    <a:xfrm>
+                      <a:off x="0" y="0"/>
+                      <a:ext cx="5334000" cy="2517504"/>
+                    </a:xfrm>
+                    <a:prstGeom prst="rect">
+                      <a:avLst/>
+                    </a:prstGeom>
+                    <a:noFill/>
+                    <a:ln w="9525">
+                      <a:noFill/>
+                      <a:headEnd/>
+                      <a:tailEnd/>
+                    </a:ln>
+                  </pic:spPr>
+                </pic:pic>
+              </a:graphicData>
+            </a:graphic>
+          </wp:inline>
+        </w:drawing>
+      </w:r>
+    </w:p>
+    <w:p>
+      <w:pPr>
+        <w:pStyle w:val="BodyText"/>
+      </w:pPr>
+      <w:r>
         <w:rPr>
           <w:b/>
           <w:bCs/>
@@ -4771,7 +5594,25 @@
         <w:t xml:space="preserve"> </w:t>
       </w:r>
       <w:r>
-        <w:t xml:space="preserve">Architecture générale de la solution.</w:t>
+        <w:t xml:space="preserve">Architecture générale : les cinq responsabilités et leurs échanges. Les deux arêtes numérotées vers le technicien et vers le journal matérialisent l’invariant réponse-d’abord (§3.5.2).</w:t>
+      </w:r>
+    </w:p>
+    <w:bookmarkEnd w:id="59"/>
+    <w:bookmarkStart w:id="60" w:name="frontière-entre-orchestration-et-code"/>
+    <w:p>
+      <w:pPr>
+        <w:pStyle w:val="Heading3"/>
+      </w:pPr>
+      <w:r>
+        <w:t xml:space="preserve">3.2.2 Frontière entre orchestration et code</w:t>
+      </w:r>
+    </w:p>
+    <w:p>
+      <w:pPr>
+        <w:pStyle w:val="FirstParagraph"/>
+      </w:pPr>
+      <w:r>
+        <w:t xml:space="preserve">La frontière n’est pas esthétique, elle est fonctionnelle, et l’expérience du projet l’a déplacée une fois. À l’origine, l’écriture dans Google Sheets était un nœud n8n. Elle a migré dans le service Python le 5 août 2026 pour une raison précise : tenir le journal exige un</w:t>
       </w:r>
       <w:r>
         <w:t xml:space="preserve"> </w:t>
@@ -4781,25 +5622,31 @@
           <w:i/>
           <w:iCs/>
         </w:rPr>
-        <w:t xml:space="preserve">[FIGURE À INSÉRER — schéma : Technicien → Telegram / WhatsApp → n8n → Service FastAPI → (Google Sheets + PostgreSQL) → notifications ; tableau de bord → Service.]</w:t>
-      </w:r>
-    </w:p>
-    <w:bookmarkEnd w:id="56"/>
-    <w:bookmarkStart w:id="57" w:name="frontière-entre-orchestration-et-code"/>
-    <w:p>
-      <w:pPr>
-        <w:pStyle w:val="Heading3"/>
-      </w:pPr>
-      <w:r>
-        <w:t xml:space="preserve">3.2.2 Frontière entre orchestration et code</w:t>
-      </w:r>
-    </w:p>
-    <w:p>
-      <w:pPr>
-        <w:pStyle w:val="FirstParagraph"/>
-      </w:pPr>
-      <w:r>
-        <w:t xml:space="preserve">La frontière n’est pas esthétique, elle est fonctionnelle, et l’expérience du projet l’a déplacée une fois. À l’origine, l’écriture dans Google Sheets était un nœud n8n. Elle a migré dans le service Python le 5 août 2026 pour une raison précise : tenir le journal exige un</w:t>
+        <w:t xml:space="preserve">read-modify-write</w:t>
+      </w:r>
+      <w:r>
+        <w:t xml:space="preserve"> </w:t>
+      </w:r>
+      <w:r>
+        <w:t xml:space="preserve">— lire la ligne existante du jour, y fusionner les nouvelles quantités, réconcilier le stock — qu’un nœud conditionnel ne sait pas exprimer. La correspondance entre les champs extraits et les colonnes du Sheet, jusque-là écrite en expressions n8n non testables, est devenue du code Python couvert par des tests.</w:t>
+      </w:r>
+    </w:p>
+    <w:p>
+      <w:pPr>
+        <w:pStyle w:val="BodyText"/>
+      </w:pPr>
+      <w:r>
+        <w:rPr>
+          <w:b/>
+          <w:bCs/>
+        </w:rPr>
+        <w:t xml:space="preserve">Règle retenue :</w:t>
+      </w:r>
+      <w:r>
+        <w:t xml:space="preserve"> </w:t>
+      </w:r>
+      <w:r>
+        <w:t xml:space="preserve">ce qui est</w:t>
       </w:r>
       <w:r>
         <w:t xml:space="preserve"> </w:t>
@@ -4809,31 +5656,13 @@
           <w:i/>
           <w:iCs/>
         </w:rPr>
-        <w:t xml:space="preserve">read-modify-write</w:t>
-      </w:r>
-      <w:r>
-        <w:t xml:space="preserve"> </w:t>
-      </w:r>
-      <w:r>
-        <w:t xml:space="preserve">— lire la ligne existante du jour, y fusionner les nouvelles quantités, réconcilier le stock — qu’un nœud conditionnel ne sait pas exprimer. La correspondance entre les champs extraits et les colonnes du Sheet, jusque-là écrite en expressions n8n non testables, est devenue du code Python couvert par des tests.</w:t>
-      </w:r>
-    </w:p>
-    <w:p>
-      <w:pPr>
-        <w:pStyle w:val="BodyText"/>
-      </w:pPr>
-      <w:r>
-        <w:rPr>
-          <w:b/>
-          <w:bCs/>
-        </w:rPr>
-        <w:t xml:space="preserve">Règle retenue :</w:t>
-      </w:r>
-      <w:r>
-        <w:t xml:space="preserve"> </w:t>
-      </w:r>
-      <w:r>
-        <w:t xml:space="preserve">ce qui est</w:t>
+        <w:t xml:space="preserve">intégration</w:t>
+      </w:r>
+      <w:r>
+        <w:t xml:space="preserve"> </w:t>
+      </w:r>
+      <w:r>
+        <w:t xml:space="preserve">reste dans n8n ; ce qui est</w:t>
       </w:r>
       <w:r>
         <w:t xml:space="preserve"> </w:t>
@@ -4843,22 +5672,6 @@
           <w:i/>
           <w:iCs/>
         </w:rPr>
-        <w:t xml:space="preserve">intégration</w:t>
-      </w:r>
-      <w:r>
-        <w:t xml:space="preserve"> </w:t>
-      </w:r>
-      <w:r>
-        <w:t xml:space="preserve">reste dans n8n ; ce qui est</w:t>
-      </w:r>
-      <w:r>
-        <w:t xml:space="preserve"> </w:t>
-      </w:r>
-      <w:r>
-        <w:rPr>
-          <w:i/>
-          <w:iCs/>
-        </w:rPr>
         <w:t xml:space="preserve">décision</w:t>
       </w:r>
       <w:r>
@@ -4868,8 +5681,8 @@
         <w:t xml:space="preserve">passe dans le service.</w:t>
       </w:r>
     </w:p>
-    <w:bookmarkEnd w:id="57"/>
-    <w:bookmarkStart w:id="58" w:name="flux-nominal"/>
+    <w:bookmarkEnd w:id="60"/>
+    <w:bookmarkStart w:id="61" w:name="flux-nominal"/>
     <w:p>
       <w:pPr>
         <w:pStyle w:val="Heading3"/>
@@ -5024,8 +5837,8 @@
         <w:t xml:space="preserve">L’ordre des étapes 5 et 6 est un invariant de conception, développé en §3.5.2.</w:t>
       </w:r>
     </w:p>
-    <w:bookmarkEnd w:id="58"/>
-    <w:bookmarkStart w:id="59" w:name="diagrammes-uml"/>
+    <w:bookmarkEnd w:id="61"/>
+    <w:bookmarkStart w:id="68" w:name="diagrammes-uml"/>
     <w:p>
       <w:pPr>
         <w:pStyle w:val="Heading3"/>
@@ -5039,6 +5852,118 @@
         <w:pStyle w:val="FirstParagraph"/>
       </w:pPr>
       <w:r>
+        <w:drawing>
+          <wp:inline>
+            <wp:extent cx="5334000" cy="11398087"/>
+            <wp:effectExtent b="0" l="0" r="0" t="0"/>
+            <wp:docPr descr="" title="" id="63" name="Picture"/>
+            <a:graphic>
+              <a:graphicData uri="http://schemas.openxmlformats.org/drawingml/2006/picture">
+                <pic:pic>
+                  <pic:nvPicPr>
+                    <pic:cNvPr descr="diagrams/07-usecase.png" id="64" name="Picture"/>
+                    <pic:cNvPicPr>
+                      <a:picLocks noChangeArrowheads="1" noChangeAspect="1"/>
+                    </pic:cNvPicPr>
+                  </pic:nvPicPr>
+                  <pic:blipFill>
+                    <a:blip r:embed="rId62"/>
+                    <a:stretch>
+                      <a:fillRect/>
+                    </a:stretch>
+                  </pic:blipFill>
+                  <pic:spPr bwMode="auto">
+                    <a:xfrm>
+                      <a:off x="0" y="0"/>
+                      <a:ext cx="5334000" cy="11398087"/>
+                    </a:xfrm>
+                    <a:prstGeom prst="rect">
+                      <a:avLst/>
+                    </a:prstGeom>
+                    <a:noFill/>
+                    <a:ln w="9525">
+                      <a:noFill/>
+                      <a:headEnd/>
+                      <a:tailEnd/>
+                    </a:ln>
+                  </pic:spPr>
+                </pic:pic>
+              </a:graphicData>
+            </a:graphic>
+          </wp:inline>
+        </w:drawing>
+      </w:r>
+    </w:p>
+    <w:p>
+      <w:pPr>
+        <w:pStyle w:val="BodyText"/>
+      </w:pPr>
+      <w:r>
+        <w:rPr>
+          <w:b/>
+          <w:bCs/>
+        </w:rPr>
+        <w:t xml:space="preserve">Figure 3.3 :</w:t>
+      </w:r>
+      <w:r>
+        <w:t xml:space="preserve"> </w:t>
+      </w:r>
+      <w:r>
+        <w:t xml:space="preserve">Diagramme de cas d’utilisation. Le système figure comme acteur à part entière : quatre cas d’usage n’ont aucun déclencheur humain.</w:t>
+      </w:r>
+    </w:p>
+    <w:p>
+      <w:pPr>
+        <w:pStyle w:val="BodyText"/>
+      </w:pPr>
+      <w:r>
+        <w:drawing>
+          <wp:inline>
+            <wp:extent cx="5334000" cy="4710350"/>
+            <wp:effectExtent b="0" l="0" r="0" t="0"/>
+            <wp:docPr descr="" title="" id="66" name="Picture"/>
+            <a:graphic>
+              <a:graphicData uri="http://schemas.openxmlformats.org/drawingml/2006/picture">
+                <pic:pic>
+                  <pic:nvPicPr>
+                    <pic:cNvPr descr="diagrams/02-lifecycle-voice.png" id="67" name="Picture"/>
+                    <pic:cNvPicPr>
+                      <a:picLocks noChangeArrowheads="1" noChangeAspect="1"/>
+                    </pic:cNvPicPr>
+                  </pic:nvPicPr>
+                  <pic:blipFill>
+                    <a:blip r:embed="rId65"/>
+                    <a:stretch>
+                      <a:fillRect/>
+                    </a:stretch>
+                  </pic:blipFill>
+                  <pic:spPr bwMode="auto">
+                    <a:xfrm>
+                      <a:off x="0" y="0"/>
+                      <a:ext cx="5334000" cy="4710350"/>
+                    </a:xfrm>
+                    <a:prstGeom prst="rect">
+                      <a:avLst/>
+                    </a:prstGeom>
+                    <a:noFill/>
+                    <a:ln w="9525">
+                      <a:noFill/>
+                      <a:headEnd/>
+                      <a:tailEnd/>
+                    </a:ln>
+                  </pic:spPr>
+                </pic:pic>
+              </a:graphicData>
+            </a:graphic>
+          </wp:inline>
+        </w:drawing>
+      </w:r>
+    </w:p>
+    <w:p>
+      <w:pPr>
+        <w:pStyle w:val="BodyText"/>
+      </w:pPr>
+      <w:r>
         <w:rPr>
           <w:b/>
           <w:bCs/>
@@ -5049,50 +5974,12 @@
         <w:t xml:space="preserve"> </w:t>
       </w:r>
       <w:r>
-        <w:t xml:space="preserve">Diagramme de cas d’utilisation.</w:t>
-      </w:r>
-      <w:r>
-        <w:t xml:space="preserve"> </w:t>
-      </w:r>
-      <w:r>
-        <w:rPr>
-          <w:i/>
-          <w:iCs/>
-        </w:rPr>
-        <w:t xml:space="preserve">[FIGURE À INSÉRER — acteurs : Technicien (envoyer note vocale ou photo, recevoir confirmation, commandes /rapport, /modifier, /supprimer) ; Chef de chantier (compléter les colonnes de pilotage, consulter) ; Directeur (organigramme, comptes, chantiers, bordereau, ordonnanceur) ; Système (tâches planifiées).]</w:t>
-      </w:r>
-    </w:p>
-    <w:p>
-      <w:pPr>
-        <w:pStyle w:val="BodyText"/>
-      </w:pPr>
-      <w:r>
-        <w:rPr>
-          <w:b/>
-          <w:bCs/>
-        </w:rPr>
-        <w:t xml:space="preserve">Figure 3.3 :</w:t>
-      </w:r>
-      <w:r>
-        <w:t xml:space="preserve"> </w:t>
-      </w:r>
-      <w:r>
-        <w:t xml:space="preserve">Diagramme de séquence du traitement d’une note vocale.</w:t>
-      </w:r>
-      <w:r>
-        <w:t xml:space="preserve"> </w:t>
-      </w:r>
-      <w:r>
-        <w:rPr>
-          <w:i/>
-          <w:iCs/>
-        </w:rPr>
-        <w:t xml:space="preserve">[FIGURE À INSÉRER — Technicien → canal → n8n → /process → moteur STT → chaîne d’extraction → réponse → technicien, puis /journal → Sheets, avec la branche d’échec vers la file de reprise.]</w:t>
-      </w:r>
-    </w:p>
-    <w:bookmarkEnd w:id="59"/>
-    <w:bookmarkEnd w:id="60"/>
-    <w:bookmarkStart w:id="64" w:name="modèle-de-données"/>
+        <w:t xml:space="preserve">Cycle de vie complet d’une note vocale, de l’émission à la ligne du journal, y compris la déduplication en amont et la mise en file de reprise en aval. Le cadre vert isole l’étape que rien ne doit précéder.</w:t>
+      </w:r>
+    </w:p>
+    <w:bookmarkEnd w:id="68"/>
+    <w:bookmarkEnd w:id="69"/>
+    <w:bookmarkStart w:id="79" w:name="modèle-de-données"/>
     <w:p>
       <w:pPr>
         <w:pStyle w:val="Heading2"/>
@@ -5101,7 +5988,7 @@
         <w:t xml:space="preserve">3.3 Modèle de données</w:t>
       </w:r>
     </w:p>
-    <w:bookmarkStart w:id="61" w:name="le-rapport-structuré-contrat-central"/>
+    <w:bookmarkStart w:id="73" w:name="le-rapport-structuré-contrat-central"/>
     <w:p>
       <w:pPr>
         <w:pStyle w:val="Heading3"/>
@@ -5957,8 +6844,73 @@
         <w:t xml:space="preserve">Équipe, heures, jours-homme, ordre du jour et taux de réalisation sont planifiés avant la journée ou jugés après elle. Un technicien ne les dicte pas ; le chef les saisit dans le tableau de bord, et une fusion ne les touche jamais.</w:t>
       </w:r>
     </w:p>
-    <w:bookmarkEnd w:id="61"/>
-    <w:bookmarkStart w:id="62" w:name="politique-aucune-donnée-inventée"/>
+    <w:p>
+      <w:pPr>
+        <w:pStyle w:val="BodyText"/>
+      </w:pPr>
+      <w:r>
+        <w:drawing>
+          <wp:inline>
+            <wp:extent cx="5334000" cy="3220133"/>
+            <wp:effectExtent b="0" l="0" r="0" t="0"/>
+            <wp:docPr descr="" title="" id="71" name="Picture"/>
+            <a:graphic>
+              <a:graphicData uri="http://schemas.openxmlformats.org/drawingml/2006/picture">
+                <pic:pic>
+                  <pic:nvPicPr>
+                    <pic:cNvPr descr="diagrams/11-report-states.png" id="72" name="Picture"/>
+                    <pic:cNvPicPr>
+                      <a:picLocks noChangeArrowheads="1" noChangeAspect="1"/>
+                    </pic:cNvPicPr>
+                  </pic:nvPicPr>
+                  <pic:blipFill>
+                    <a:blip r:embed="rId70"/>
+                    <a:stretch>
+                      <a:fillRect/>
+                    </a:stretch>
+                  </pic:blipFill>
+                  <pic:spPr bwMode="auto">
+                    <a:xfrm>
+                      <a:off x="0" y="0"/>
+                      <a:ext cx="5334000" cy="3220133"/>
+                    </a:xfrm>
+                    <a:prstGeom prst="rect">
+                      <a:avLst/>
+                    </a:prstGeom>
+                    <a:noFill/>
+                    <a:ln w="9525">
+                      <a:noFill/>
+                      <a:headEnd/>
+                      <a:tailEnd/>
+                    </a:ln>
+                  </pic:spPr>
+                </pic:pic>
+              </a:graphicData>
+            </a:graphic>
+          </wp:inline>
+        </w:drawing>
+      </w:r>
+    </w:p>
+    <w:p>
+      <w:pPr>
+        <w:pStyle w:val="BodyText"/>
+      </w:pPr>
+      <w:r>
+        <w:rPr>
+          <w:b/>
+          <w:bCs/>
+        </w:rPr>
+        <w:t xml:space="preserve">Figure 3.4 :</w:t>
+      </w:r>
+      <w:r>
+        <w:t xml:space="preserve"> </w:t>
+      </w:r>
+      <w:r>
+        <w:t xml:space="preserve">Cycle de vie d’un rapport, vu comme une machine à états. Les états terminaux sont volontairement nombreux : un doublon, un expéditeur non autorisé et un message sans contenu exploitable sont trois issues normales, pas trois pannes.</w:t>
+      </w:r>
+    </w:p>
+    <w:bookmarkEnd w:id="73"/>
+    <w:bookmarkStart w:id="74" w:name="politique-aucune-donnée-inventée"/>
     <w:p>
       <w:pPr>
         <w:pStyle w:val="Heading3"/>
@@ -6180,8 +7132,8 @@
         <w:t xml:space="preserve">le rapport dont le directeur a le plus besoin.</w:t>
       </w:r>
     </w:p>
-    <w:bookmarkEnd w:id="62"/>
-    <w:bookmarkStart w:id="63" w:name="X56b59e6caaef4ec090c8ab4414c1b56fc1fa726"/>
+    <w:bookmarkEnd w:id="74"/>
+    <w:bookmarkStart w:id="78" w:name="X56b59e6caaef4ec090c8ab4414c1b56fc1fa726"/>
     <w:p>
       <w:pPr>
         <w:pStyle w:val="Heading3"/>
@@ -6589,61 +7541,114 @@
         <w:pStyle w:val="BodyText"/>
       </w:pPr>
       <w:r>
-        <w:rPr>
-          <w:b/>
-          <w:bCs/>
-        </w:rPr>
-        <w:t xml:space="preserve">Figure 3.4 :</w:t>
-      </w:r>
-      <w:r>
-        <w:t xml:space="preserve"> </w:t>
-      </w:r>
-      <w:r>
-        <w:t xml:space="preserve">Modèle relationnel PostgreSQL.</w:t>
-      </w:r>
-      <w:r>
-        <w:t xml:space="preserve"> </w:t>
-      </w:r>
-      <w:r>
-        <w:rPr>
-          <w:i/>
-          <w:iCs/>
-        </w:rPr>
-        <w:t xml:space="preserve">[FIGURE À INSÉRER — schéma entité-association,</w:t>
-      </w:r>
-      <w:r>
-        <w:rPr>
-          <w:i/>
-          <w:iCs/>
-        </w:rPr>
+        <w:drawing>
+          <wp:inline>
+            <wp:extent cx="5334000" cy="2260372"/>
+            <wp:effectExtent b="0" l="0" r="0" t="0"/>
+            <wp:docPr descr="" title="" id="76" name="Picture"/>
+            <a:graphic>
+              <a:graphicData uri="http://schemas.openxmlformats.org/drawingml/2006/picture">
+                <pic:pic>
+                  <pic:nvPicPr>
+                    <pic:cNvPr descr="diagrams/06-er-model.png" id="77" name="Picture"/>
+                    <pic:cNvPicPr>
+                      <a:picLocks noChangeArrowheads="1" noChangeAspect="1"/>
+                    </pic:cNvPicPr>
+                  </pic:nvPicPr>
+                  <pic:blipFill>
+                    <a:blip r:embed="rId75"/>
+                    <a:stretch>
+                      <a:fillRect/>
+                    </a:stretch>
+                  </pic:blipFill>
+                  <pic:spPr bwMode="auto">
+                    <a:xfrm>
+                      <a:off x="0" y="0"/>
+                      <a:ext cx="5334000" cy="2260372"/>
+                    </a:xfrm>
+                    <a:prstGeom prst="rect">
+                      <a:avLst/>
+                    </a:prstGeom>
+                    <a:noFill/>
+                    <a:ln w="9525">
+                      <a:noFill/>
+                      <a:headEnd/>
+                      <a:tailEnd/>
+                    </a:ln>
+                  </pic:spPr>
+                </pic:pic>
+              </a:graphicData>
+            </a:graphic>
+          </wp:inline>
+        </w:drawing>
+      </w:r>
+    </w:p>
+    <w:p>
+      <w:pPr>
+        <w:pStyle w:val="BodyText"/>
+      </w:pPr>
+      <w:r>
+        <w:rPr>
+          <w:b/>
+          <w:bCs/>
+        </w:rPr>
+        <w:t xml:space="preserve">Figure 3.5 :</w:t>
+      </w:r>
+      <w:r>
+        <w:t xml:space="preserve"> </w:t>
+      </w:r>
+      <w:r>
+        <w:t xml:space="preserve">Modèle relationnel.</w:t>
+      </w:r>
+      <w:r>
         <w:t xml:space="preserve"> </w:t>
       </w:r>
       <w:r>
         <w:rPr>
           <w:rStyle w:val="VerbatimChar"/>
-          <w:i/>
-          <w:iCs/>
         </w:rPr>
         <w:t xml:space="preserve">persons</w:t>
       </w:r>
       <w:r>
-        <w:rPr>
-          <w:i/>
-          <w:iCs/>
-        </w:rPr>
-        <w:t xml:space="preserve"> </w:t>
-      </w:r>
-      <w:r>
-        <w:rPr>
-          <w:i/>
-          <w:iCs/>
-        </w:rPr>
-        <w:t xml:space="preserve">au centre.]</w:t>
-      </w:r>
-    </w:p>
-    <w:bookmarkEnd w:id="63"/>
-    <w:bookmarkEnd w:id="64"/>
-    <w:bookmarkStart w:id="73" w:name="conception-du-service-applicatif"/>
+        <w:t xml:space="preserve"> </w:t>
+      </w:r>
+      <w:r>
+        <w:t xml:space="preserve">est au centre et se référence elle-même par</w:t>
+      </w:r>
+      <w:r>
+        <w:t xml:space="preserve"> </w:t>
+      </w:r>
+      <w:r>
+        <w:rPr>
+          <w:rStyle w:val="VerbatimChar"/>
+        </w:rPr>
+        <w:t xml:space="preserve">manager_id</w:t>
+      </w:r>
+      <w:r>
+        <w:t xml:space="preserve"> </w:t>
+      </w:r>
+      <w:r>
+        <w:t xml:space="preserve">: c’est l’organigramme.</w:t>
+      </w:r>
+      <w:r>
+        <w:t xml:space="preserve"> </w:t>
+      </w:r>
+      <w:r>
+        <w:rPr>
+          <w:rStyle w:val="VerbatimChar"/>
+        </w:rPr>
+        <w:t xml:space="preserve">password_hash IS NOT NULL</w:t>
+      </w:r>
+      <w:r>
+        <w:t xml:space="preserve"> </w:t>
+      </w:r>
+      <w:r>
+        <w:t xml:space="preserve">y tient lieu, à lui seul, de définition d’un compte.</w:t>
+      </w:r>
+    </w:p>
+    <w:bookmarkEnd w:id="78"/>
+    <w:bookmarkEnd w:id="79"/>
+    <w:bookmarkStart w:id="100" w:name="conception-du-service-applicatif"/>
     <w:p>
       <w:pPr>
         <w:pStyle w:val="Heading2"/>
@@ -6652,7 +7657,7 @@
         <w:t xml:space="preserve">3.4 Conception du service applicatif</w:t>
       </w:r>
     </w:p>
-    <w:bookmarkStart w:id="65" w:name="interface-unique"/>
+    <w:bookmarkStart w:id="80" w:name="interface-unique"/>
     <w:p>
       <w:pPr>
         <w:pStyle w:val="Heading3"/>
@@ -6962,8 +7967,8 @@
         <w:t xml:space="preserve">.</w:t>
       </w:r>
     </w:p>
-    <w:bookmarkEnd w:id="65"/>
-    <w:bookmarkStart w:id="66" w:name="patron-stratégie-pour-la-transcription"/>
+    <w:bookmarkEnd w:id="80"/>
+    <w:bookmarkStart w:id="84" w:name="patron-stratégie-pour-la-transcription"/>
     <w:p>
       <w:pPr>
         <w:pStyle w:val="Heading3"/>
@@ -7096,141 +8101,137 @@
         <w:pStyle w:val="BodyText"/>
       </w:pPr>
       <w:r>
-        <w:rPr>
-          <w:b/>
-          <w:bCs/>
-        </w:rPr>
-        <w:t xml:space="preserve">Figure 3.5 :</w:t>
-      </w:r>
-      <w:r>
-        <w:t xml:space="preserve"> </w:t>
-      </w:r>
-      <w:r>
-        <w:t xml:space="preserve">Diagramme de classes du service.</w:t>
-      </w:r>
-      <w:r>
-        <w:t xml:space="preserve"> </w:t>
-      </w:r>
-      <w:r>
-        <w:rPr>
-          <w:i/>
-          <w:iCs/>
-        </w:rPr>
-        <w:t xml:space="preserve">[FIGURE À INSÉRER —</w:t>
-      </w:r>
-      <w:r>
-        <w:rPr>
-          <w:i/>
-          <w:iCs/>
-        </w:rPr>
+        <w:drawing>
+          <wp:inline>
+            <wp:extent cx="5334000" cy="9733516"/>
+            <wp:effectExtent b="0" l="0" r="0" t="0"/>
+            <wp:docPr descr="" title="" id="82" name="Picture"/>
+            <a:graphic>
+              <a:graphicData uri="http://schemas.openxmlformats.org/drawingml/2006/picture">
+                <pic:pic>
+                  <pic:nvPicPr>
+                    <pic:cNvPr descr="diagrams/03-stt-chain.png" id="83" name="Picture"/>
+                    <pic:cNvPicPr>
+                      <a:picLocks noChangeArrowheads="1" noChangeAspect="1"/>
+                    </pic:cNvPicPr>
+                  </pic:nvPicPr>
+                  <pic:blipFill>
+                    <a:blip r:embed="rId81"/>
+                    <a:stretch>
+                      <a:fillRect/>
+                    </a:stretch>
+                  </pic:blipFill>
+                  <pic:spPr bwMode="auto">
+                    <a:xfrm>
+                      <a:off x="0" y="0"/>
+                      <a:ext cx="5334000" cy="9733516"/>
+                    </a:xfrm>
+                    <a:prstGeom prst="rect">
+                      <a:avLst/>
+                    </a:prstGeom>
+                    <a:noFill/>
+                    <a:ln w="9525">
+                      <a:noFill/>
+                      <a:headEnd/>
+                      <a:tailEnd/>
+                    </a:ln>
+                  </pic:spPr>
+                </pic:pic>
+              </a:graphicData>
+            </a:graphic>
+          </wp:inline>
+        </w:drawing>
+      </w:r>
+    </w:p>
+    <w:p>
+      <w:pPr>
+        <w:pStyle w:val="BodyText"/>
+      </w:pPr>
+      <w:r>
+        <w:rPr>
+          <w:b/>
+          <w:bCs/>
+        </w:rPr>
+        <w:t xml:space="preserve">Figure 3.6 :</w:t>
+      </w:r>
+      <w:r>
+        <w:t xml:space="preserve"> </w:t>
+      </w:r>
+      <w:r>
+        <w:t xml:space="preserve">Chaîne de transcription. L’ordre est celui de l’exactitude mesurée, non de la latence :</w:t>
+      </w:r>
+      <w:r>
         <w:t xml:space="preserve"> </w:t>
       </w:r>
       <w:r>
         <w:rPr>
           <w:rStyle w:val="VerbatimChar"/>
-          <w:i/>
-          <w:iCs/>
-        </w:rPr>
-        <w:t xml:space="preserve">TranscriptionProvider</w:t>
-      </w:r>
-      <w:r>
-        <w:rPr>
-          <w:i/>
-          <w:iCs/>
-        </w:rPr>
-        <w:t xml:space="preserve"> </w:t>
-      </w:r>
-      <w:r>
-        <w:rPr>
-          <w:i/>
-          <w:iCs/>
-        </w:rPr>
-        <w:t xml:space="preserve">(abstraite) et ses trois adaptateurs concrets ; registre ;</w:t>
-      </w:r>
-      <w:r>
-        <w:rPr>
-          <w:i/>
-          <w:iCs/>
-        </w:rPr>
+        </w:rPr>
+        <w:t xml:space="preserve">groq</w:t>
+      </w:r>
+      <w:r>
+        <w:t xml:space="preserve"> </w:t>
+      </w:r>
+      <w:r>
+        <w:t xml:space="preserve">occupe la dernière place en tant que socle rapide et toujours disponible. Aucune branche ne mène à un repli silencieux.</w:t>
+      </w:r>
+    </w:p>
+    <w:bookmarkEnd w:id="84"/>
+    <w:bookmarkStart w:id="88" w:name="chaînes-de-repli"/>
+    <w:p>
+      <w:pPr>
+        <w:pStyle w:val="Heading3"/>
+      </w:pPr>
+      <w:r>
+        <w:t xml:space="preserve">3.4.3 Chaînes de repli</w:t>
+      </w:r>
+    </w:p>
+    <w:p>
+      <w:pPr>
+        <w:pStyle w:val="FirstParagraph"/>
+      </w:pPr>
+      <w:r>
+        <w:t xml:space="preserve">Le service exploite</w:t>
+      </w:r>
+      <w:r>
+        <w:t xml:space="preserve"> </w:t>
+      </w:r>
+      <w:r>
+        <w:rPr>
+          <w:b/>
+          <w:bCs/>
+        </w:rPr>
+        <w:t xml:space="preserve">quatre</w:t>
+      </w:r>
+      <w:r>
+        <w:t xml:space="preserve"> </w:t>
+      </w:r>
+      <w:r>
+        <w:t xml:space="preserve">chaînes ordonnées</w:t>
+      </w:r>
+      <w:r>
         <w:t xml:space="preserve"> </w:t>
       </w:r>
       <w:r>
         <w:rPr>
           <w:rStyle w:val="VerbatimChar"/>
-          <w:i/>
-          <w:iCs/>
-        </w:rPr>
-        <w:t xml:space="preserve">ExtractedReport</w:t>
-      </w:r>
-      <w:r>
-        <w:rPr>
-          <w:i/>
-          <w:iCs/>
-        </w:rPr>
-        <w:t xml:space="preserve"> </w:t>
-      </w:r>
-      <w:r>
-        <w:rPr>
-          <w:i/>
-          <w:iCs/>
-        </w:rPr>
-        <w:t xml:space="preserve">;</w:t>
-      </w:r>
-      <w:r>
-        <w:rPr>
-          <w:i/>
-          <w:iCs/>
-        </w:rPr>
+        </w:rPr>
+        <w:t xml:space="preserve">fournisseur:modèle</w:t>
+      </w:r>
+      <w:r>
+        <w:t xml:space="preserve">, une par forme d’entrée :</w:t>
+      </w:r>
+      <w:r>
         <w:t xml:space="preserve"> </w:t>
       </w:r>
       <w:r>
         <w:rPr>
           <w:rStyle w:val="VerbatimChar"/>
-          <w:i/>
-          <w:iCs/>
-        </w:rPr>
-        <w:t xml:space="preserve">ProcessResponse</w:t>
-      </w:r>
-      <w:r>
-        <w:rPr>
-          <w:i/>
-          <w:iCs/>
-        </w:rPr>
-        <w:t xml:space="preserve">.]</w:t>
-      </w:r>
-    </w:p>
-    <w:bookmarkEnd w:id="66"/>
-    <w:bookmarkStart w:id="67" w:name="chaînes-de-repli"/>
-    <w:p>
-      <w:pPr>
-        <w:pStyle w:val="Heading3"/>
-      </w:pPr>
-      <w:r>
-        <w:t xml:space="preserve">3.4.3 Chaînes de repli</w:t>
-      </w:r>
-    </w:p>
-    <w:p>
-      <w:pPr>
-        <w:pStyle w:val="FirstParagraph"/>
-      </w:pPr>
-      <w:r>
-        <w:t xml:space="preserve">Le service exploite</w:t>
-      </w:r>
-      <w:r>
-        <w:t xml:space="preserve"> </w:t>
-      </w:r>
-      <w:r>
-        <w:rPr>
-          <w:b/>
-          <w:bCs/>
-        </w:rPr>
-        <w:t xml:space="preserve">quatre</w:t>
-      </w:r>
-      <w:r>
-        <w:t xml:space="preserve"> </w:t>
-      </w:r>
-      <w:r>
-        <w:t xml:space="preserve">chaînes ordonnées</w:t>
+        </w:rPr>
+        <w:t xml:space="preserve">extraction_text_chain</w:t>
+      </w:r>
+      <w:r>
+        <w:t xml:space="preserve">,</w:t>
       </w:r>
       <w:r>
         <w:t xml:space="preserve"> </w:t>
@@ -7239,10 +8240,10 @@
         <w:rPr>
           <w:rStyle w:val="VerbatimChar"/>
         </w:rPr>
-        <w:t xml:space="preserve">fournisseur:modèle</w:t>
-      </w:r>
-      <w:r>
-        <w:t xml:space="preserve">, une par forme d’entrée :</w:t>
+        <w:t xml:space="preserve">extraction_image_chain</w:t>
+      </w:r>
+      <w:r>
+        <w:t xml:space="preserve">,</w:t>
       </w:r>
       <w:r>
         <w:t xml:space="preserve"> </w:t>
@@ -7251,10 +8252,13 @@
         <w:rPr>
           <w:rStyle w:val="VerbatimChar"/>
         </w:rPr>
-        <w:t xml:space="preserve">extraction_text_chain</w:t>
-      </w:r>
-      <w:r>
-        <w:t xml:space="preserve">,</w:t>
+        <w:t xml:space="preserve">image_generation_chain</w:t>
+      </w:r>
+      <w:r>
+        <w:t xml:space="preserve"> </w:t>
+      </w:r>
+      <w:r>
+        <w:t xml:space="preserve">et</w:t>
       </w:r>
       <w:r>
         <w:t xml:space="preserve"> </w:t>
@@ -7263,10 +8267,10 @@
         <w:rPr>
           <w:rStyle w:val="VerbatimChar"/>
         </w:rPr>
-        <w:t xml:space="preserve">extraction_image_chain</w:t>
-      </w:r>
-      <w:r>
-        <w:t xml:space="preserve">,</w:t>
+        <w:t xml:space="preserve">profile_chain</w:t>
+      </w:r>
+      <w:r>
+        <w:t xml:space="preserve">, auxquelles s’ajoute la chaîne STT. Chaque chaîne est essayée de gauche à droite, retourne quel modèle a répondu, et l’échec de toutes lève une</w:t>
       </w:r>
       <w:r>
         <w:t xml:space="preserve"> </w:t>
@@ -7275,33 +8279,6 @@
         <w:rPr>
           <w:rStyle w:val="VerbatimChar"/>
         </w:rPr>
-        <w:t xml:space="preserve">image_generation_chain</w:t>
-      </w:r>
-      <w:r>
-        <w:t xml:space="preserve"> </w:t>
-      </w:r>
-      <w:r>
-        <w:t xml:space="preserve">et</w:t>
-      </w:r>
-      <w:r>
-        <w:t xml:space="preserve"> </w:t>
-      </w:r>
-      <w:r>
-        <w:rPr>
-          <w:rStyle w:val="VerbatimChar"/>
-        </w:rPr>
-        <w:t xml:space="preserve">profile_chain</w:t>
-      </w:r>
-      <w:r>
-        <w:t xml:space="preserve">, auxquelles s’ajoute la chaîne STT. Chaque chaîne est essayée de gauche à droite, retourne quel modèle a répondu, et l’échec de toutes lève une</w:t>
-      </w:r>
-      <w:r>
-        <w:t xml:space="preserve"> </w:t>
-      </w:r>
-      <w:r>
-        <w:rPr>
-          <w:rStyle w:val="VerbatimChar"/>
-        </w:rPr>
         <w:t xml:space="preserve">ExtractionError</w:t>
       </w:r>
       <w:r>
@@ -7345,8 +8322,73 @@
         <w:t xml:space="preserve">, Gemini et Groq mesurant leurs quotas gratuits séparément ; la chaîne image est exclusivement Google, le catalogue gratuit de Groq ne comportant aucun modèle de vision.</w:t>
       </w:r>
     </w:p>
-    <w:bookmarkEnd w:id="67"/>
-    <w:bookmarkStart w:id="68" w:name="contrat-derreurs"/>
+    <w:p>
+      <w:pPr>
+        <w:pStyle w:val="BodyText"/>
+      </w:pPr>
+      <w:r>
+        <w:drawing>
+          <wp:inline>
+            <wp:extent cx="5334000" cy="10575055"/>
+            <wp:effectExtent b="0" l="0" r="0" t="0"/>
+            <wp:docPr descr="" title="" id="86" name="Picture"/>
+            <a:graphic>
+              <a:graphicData uri="http://schemas.openxmlformats.org/drawingml/2006/picture">
+                <pic:pic>
+                  <pic:nvPicPr>
+                    <pic:cNvPr descr="diagrams/04-extraction-chains.png" id="87" name="Picture"/>
+                    <pic:cNvPicPr>
+                      <a:picLocks noChangeArrowheads="1" noChangeAspect="1"/>
+                    </pic:cNvPicPr>
+                  </pic:nvPicPr>
+                  <pic:blipFill>
+                    <a:blip r:embed="rId85"/>
+                    <a:stretch>
+                      <a:fillRect/>
+                    </a:stretch>
+                  </pic:blipFill>
+                  <pic:spPr bwMode="auto">
+                    <a:xfrm>
+                      <a:off x="0" y="0"/>
+                      <a:ext cx="5334000" cy="10575055"/>
+                    </a:xfrm>
+                    <a:prstGeom prst="rect">
+                      <a:avLst/>
+                    </a:prstGeom>
+                    <a:noFill/>
+                    <a:ln w="9525">
+                      <a:noFill/>
+                      <a:headEnd/>
+                      <a:tailEnd/>
+                    </a:ln>
+                  </pic:spPr>
+                </pic:pic>
+              </a:graphicData>
+            </a:graphic>
+          </wp:inline>
+        </w:drawing>
+      </w:r>
+    </w:p>
+    <w:p>
+      <w:pPr>
+        <w:pStyle w:val="BodyText"/>
+      </w:pPr>
+      <w:r>
+        <w:rPr>
+          <w:b/>
+          <w:bCs/>
+        </w:rPr>
+        <w:t xml:space="preserve">Figure 3.7 :</w:t>
+      </w:r>
+      <w:r>
+        <w:t xml:space="preserve"> </w:t>
+      </w:r>
+      <w:r>
+        <w:t xml:space="preserve">Les quatre chaînes de repli d’extraction. Une localisation non reconnue ne provoque pas un abandon mais une nouvelle tentative : c’est la traduction en flux de contrôle de la politique « aucune donnée inventée ».</w:t>
+      </w:r>
+    </w:p>
+    <w:bookmarkEnd w:id="88"/>
+    <w:bookmarkStart w:id="89" w:name="contrat-derreurs"/>
     <w:p>
       <w:pPr>
         <w:pStyle w:val="Heading3"/>
@@ -7662,8 +8704,8 @@
         <w:t xml:space="preserve">La distinction 422/502 sépare les erreurs de l’appelant des défaillances des moteurs externes ; l’avertissement plutôt que l’erreur illustre le principe : un signal de qualité douteuse est un avertissement structuré, ni une erreur bloquante ni un silence.</w:t>
       </w:r>
     </w:p>
-    <w:bookmarkEnd w:id="68"/>
-    <w:bookmarkStart w:id="69" w:name="les-instructions-comme-contenu-versionné"/>
+    <w:bookmarkEnd w:id="89"/>
+    <w:bookmarkStart w:id="90" w:name="les-instructions-comme-contenu-versionné"/>
     <w:p>
       <w:pPr>
         <w:pStyle w:val="Heading3"/>
@@ -7861,8 +8903,8 @@
         <w:t xml:space="preserve">le clip, et non comme des consignes ; l’âme serait recopiée dans la transcription. Le chapitre 4 montre que cette subtilité a des conséquences bien plus graves encore en local.</w:t>
       </w:r>
     </w:p>
-    <w:bookmarkEnd w:id="69"/>
-    <w:bookmarkStart w:id="70" w:name="Xc63a18103aaa13fb6a9d9c02fd4cfbcdc88d1d3"/>
+    <w:bookmarkEnd w:id="90"/>
+    <w:bookmarkStart w:id="91" w:name="Xc63a18103aaa13fb6a9d9c02fd4cfbcdc88d1d3"/>
     <w:p>
       <w:pPr>
         <w:pStyle w:val="Heading3"/>
@@ -7965,8 +9007,8 @@
         <w:t xml:space="preserve">sur un message qui n’a jamais nommé de site.</w:t>
       </w:r>
     </w:p>
-    <w:bookmarkEnd w:id="70"/>
-    <w:bookmarkStart w:id="71" w:name="le-journal-de-chantier"/>
+    <w:bookmarkEnd w:id="91"/>
+    <w:bookmarkStart w:id="95" w:name="le-journal-de-chantier"/>
     <w:p>
       <w:pPr>
         <w:pStyle w:val="Heading3"/>
@@ -8158,8 +9200,73 @@
         <w:t xml:space="preserve">(visible) plutôt qu’une fusion dans la mauvaise ligne (invisible).</w:t>
       </w:r>
     </w:p>
-    <w:bookmarkEnd w:id="71"/>
-    <w:bookmarkStart w:id="72" w:name="les-tâches-planifiées"/>
+    <w:p>
+      <w:pPr>
+        <w:pStyle w:val="BodyText"/>
+      </w:pPr>
+      <w:r>
+        <w:drawing>
+          <wp:inline>
+            <wp:extent cx="5334000" cy="8047600"/>
+            <wp:effectExtent b="0" l="0" r="0" t="0"/>
+            <wp:docPr descr="" title="" id="93" name="Picture"/>
+            <a:graphic>
+              <a:graphicData uri="http://schemas.openxmlformats.org/drawingml/2006/picture">
+                <pic:pic>
+                  <pic:nvPicPr>
+                    <pic:cNvPr descr="diagrams/05-journal-merge.png" id="94" name="Picture"/>
+                    <pic:cNvPicPr>
+                      <a:picLocks noChangeArrowheads="1" noChangeAspect="1"/>
+                    </pic:cNvPicPr>
+                  </pic:nvPicPr>
+                  <pic:blipFill>
+                    <a:blip r:embed="rId92"/>
+                    <a:stretch>
+                      <a:fillRect/>
+                    </a:stretch>
+                  </pic:blipFill>
+                  <pic:spPr bwMode="auto">
+                    <a:xfrm>
+                      <a:off x="0" y="0"/>
+                      <a:ext cx="5334000" cy="8047600"/>
+                    </a:xfrm>
+                    <a:prstGeom prst="rect">
+                      <a:avLst/>
+                    </a:prstGeom>
+                    <a:noFill/>
+                    <a:ln w="9525">
+                      <a:noFill/>
+                      <a:headEnd/>
+                      <a:tailEnd/>
+                    </a:ln>
+                  </pic:spPr>
+                </pic:pic>
+              </a:graphicData>
+            </a:graphic>
+          </wp:inline>
+        </w:drawing>
+      </w:r>
+    </w:p>
+    <w:p>
+      <w:pPr>
+        <w:pStyle w:val="BodyText"/>
+      </w:pPr>
+      <w:r>
+        <w:rPr>
+          <w:b/>
+          <w:bCs/>
+        </w:rPr>
+        <w:t xml:space="preserve">Figure 3.8 :</w:t>
+      </w:r>
+      <w:r>
+        <w:t xml:space="preserve"> </w:t>
+      </w:r>
+      <w:r>
+        <w:t xml:space="preserve">Tenue du journal : accumulation intra-journalière et réconciliation de stock. Les deux encadrés orangés sont les cas où le système préfère un signal visible à une décision silencieuse.</w:t>
+      </w:r>
+    </w:p>
+    <w:bookmarkEnd w:id="95"/>
+    <w:bookmarkStart w:id="99" w:name="les-tâches-planifiées"/>
     <w:p>
       <w:pPr>
         <w:pStyle w:val="Heading3"/>
@@ -8182,7 +9289,36 @@
         <w:t xml:space="preserve"> </w:t>
       </w:r>
       <w:r>
-        <w:t xml:space="preserve">implémente un ordonnanceur : un fil d’exécution, un battement de 30 s, cinq tâches — vidange de la file de reprise (5 min), purge des journaux (03:00), reconstruction des profils (03:00), rapport quotidien par e-mail (lundi-samedi) et rapport hebdomadaire.</w:t>
+        <w:t xml:space="preserve">implémente un ordonnanceur : un fil d’exécution, un battement de 30 s,</w:t>
+      </w:r>
+      <w:r>
+        <w:t xml:space="preserve"> </w:t>
+      </w:r>
+      <w:r>
+        <w:rPr>
+          <w:b/>
+          <w:bCs/>
+        </w:rPr>
+        <w:t xml:space="preserve">six tâches</w:t>
+      </w:r>
+      <w:r>
+        <w:t xml:space="preserve"> </w:t>
+      </w:r>
+      <w:r>
+        <w:t xml:space="preserve">— vidange de la file de reprise (5 min), purge des journaux (03:00), reconstruction des profils (03:00), rappels, rapport quotidien par e-mail (lundi-samedi) et rapport hebdomadaire. Chacune dispose d’un budget de temps propre, dimensionné sur son coût réel : 600 s pour les rapports, qui enchaînent une lecture du Sheet, un envoi SMTP et un appel de modèle</w:t>
+      </w:r>
+      <w:r>
+        <w:t xml:space="preserve"> </w:t>
+      </w:r>
+      <w:r>
+        <w:rPr>
+          <w:b/>
+          <w:bCs/>
+        </w:rPr>
+        <w:t xml:space="preserve">par chef de chantier</w:t>
+      </w:r>
+      <w:r>
+        <w:t xml:space="preserve">.</w:t>
       </w:r>
     </w:p>
     <w:p>
@@ -8246,9 +9382,74 @@
         <w:t xml:space="preserve">. Les échecs sont enregistrés comme résultats, car un fil qui meurt à 03:00 emporte les quatre autres et personne ne s’en aperçoit avant de trouver le Sheet vide.</w:t>
       </w:r>
     </w:p>
-    <w:bookmarkEnd w:id="72"/>
-    <w:bookmarkEnd w:id="73"/>
-    <w:bookmarkStart w:id="76" w:name="conception-du-workflow-dorchestration"/>
+    <w:p>
+      <w:pPr>
+        <w:pStyle w:val="BodyText"/>
+      </w:pPr>
+      <w:r>
+        <w:drawing>
+          <wp:inline>
+            <wp:extent cx="5334000" cy="3856984"/>
+            <wp:effectExtent b="0" l="0" r="0" t="0"/>
+            <wp:docPr descr="" title="" id="97" name="Picture"/>
+            <a:graphic>
+              <a:graphicData uri="http://schemas.openxmlformats.org/drawingml/2006/picture">
+                <pic:pic>
+                  <pic:nvPicPr>
+                    <pic:cNvPr descr="diagrams/09-scheduler.png" id="98" name="Picture"/>
+                    <pic:cNvPicPr>
+                      <a:picLocks noChangeArrowheads="1" noChangeAspect="1"/>
+                    </pic:cNvPicPr>
+                  </pic:nvPicPr>
+                  <pic:blipFill>
+                    <a:blip r:embed="rId96"/>
+                    <a:stretch>
+                      <a:fillRect/>
+                    </a:stretch>
+                  </pic:blipFill>
+                  <pic:spPr bwMode="auto">
+                    <a:xfrm>
+                      <a:off x="0" y="0"/>
+                      <a:ext cx="5334000" cy="3856984"/>
+                    </a:xfrm>
+                    <a:prstGeom prst="rect">
+                      <a:avLst/>
+                    </a:prstGeom>
+                    <a:noFill/>
+                    <a:ln w="9525">
+                      <a:noFill/>
+                      <a:headEnd/>
+                      <a:tailEnd/>
+                    </a:ln>
+                  </pic:spPr>
+                </pic:pic>
+              </a:graphicData>
+            </a:graphic>
+          </wp:inline>
+        </w:drawing>
+      </w:r>
+    </w:p>
+    <w:p>
+      <w:pPr>
+        <w:pStyle w:val="BodyText"/>
+      </w:pPr>
+      <w:r>
+        <w:rPr>
+          <w:b/>
+          <w:bCs/>
+        </w:rPr>
+        <w:t xml:space="preserve">Figure 3.9 :</w:t>
+      </w:r>
+      <w:r>
+        <w:t xml:space="preserve"> </w:t>
+      </w:r>
+      <w:r>
+        <w:t xml:space="preserve">Ordonnanceur : six tâches, un fil unique, et une réclamation atomique du droit d’enregistrer le résultat — sans laquelle une tâche terminée juste au seuil du délai inscrivait deux issues contradictoires pour une même exécution.</w:t>
+      </w:r>
+    </w:p>
+    <w:bookmarkEnd w:id="99"/>
+    <w:bookmarkEnd w:id="100"/>
+    <w:bookmarkStart w:id="106" w:name="conception-du-workflow-dorchestration"/>
     <w:p>
       <w:pPr>
         <w:pStyle w:val="Heading2"/>
@@ -8257,7 +9458,7 @@
         <w:t xml:space="preserve">3.5 Conception du workflow d’orchestration</w:t>
       </w:r>
     </w:p>
-    <w:bookmarkStart w:id="74" w:name="structure"/>
+    <w:bookmarkStart w:id="104" w:name="structure"/>
     <w:p>
       <w:pPr>
         <w:pStyle w:val="Heading3"/>
@@ -8383,17 +9584,284 @@
         <w:pStyle w:val="BodyText"/>
       </w:pPr>
       <w:r>
-        <w:rPr>
-          <w:b/>
-          <w:bCs/>
-        </w:rPr>
-        <w:t xml:space="preserve">Figure 3.6 :</w:t>
-      </w:r>
-      <w:r>
-        <w:t xml:space="preserve"> </w:t>
-      </w:r>
-      <w:r>
-        <w:t xml:space="preserve">Workflow n8n complet.</w:t>
+        <w:drawing>
+          <wp:inline>
+            <wp:extent cx="5334000" cy="13230855"/>
+            <wp:effectExtent b="0" l="0" r="0" t="0"/>
+            <wp:docPr descr="" title="" id="102" name="Picture"/>
+            <a:graphic>
+              <a:graphicData uri="http://schemas.openxmlformats.org/drawingml/2006/picture">
+                <pic:pic>
+                  <pic:nvPicPr>
+                    <pic:cNvPr descr="diagrams/08-n8n-workflow.png" id="103" name="Picture"/>
+                    <pic:cNvPicPr>
+                      <a:picLocks noChangeArrowheads="1" noChangeAspect="1"/>
+                    </pic:cNvPicPr>
+                  </pic:nvPicPr>
+                  <pic:blipFill>
+                    <a:blip r:embed="rId101"/>
+                    <a:stretch>
+                      <a:fillRect/>
+                    </a:stretch>
+                  </pic:blipFill>
+                  <pic:spPr bwMode="auto">
+                    <a:xfrm>
+                      <a:off x="0" y="0"/>
+                      <a:ext cx="5334000" cy="13230855"/>
+                    </a:xfrm>
+                    <a:prstGeom prst="rect">
+                      <a:avLst/>
+                    </a:prstGeom>
+                    <a:noFill/>
+                    <a:ln w="9525">
+                      <a:noFill/>
+                      <a:headEnd/>
+                      <a:tailEnd/>
+                    </a:ln>
+                  </pic:spPr>
+                </pic:pic>
+              </a:graphicData>
+            </a:graphic>
+          </wp:inline>
+        </w:drawing>
+      </w:r>
+    </w:p>
+    <w:p>
+      <w:pPr>
+        <w:pStyle w:val="BodyText"/>
+      </w:pPr>
+      <w:r>
+        <w:rPr>
+          <w:b/>
+          <w:bCs/>
+        </w:rPr>
+        <w:t xml:space="preserve">Figure 3.10 :</w:t>
+      </w:r>
+      <w:r>
+        <w:t xml:space="preserve"> </w:t>
+      </w:r>
+      <w:r>
+        <w:t xml:space="preserve">Workflow d’orchestration : les 65 nœuds regroupés par fonction. Les deux déclencheurs de gauche correspondent aux deux modes de réception opposés — interrogation sortante pour Telegram, webhook entrant pour WhatsApp.</w:t>
+      </w:r>
+    </w:p>
+    <w:p>
+      <w:pPr>
+        <w:pStyle w:val="BodyText"/>
+      </w:pPr>
+      <w:r>
+        <w:t xml:space="preserve">Le gestionnaire d’erreurs est resté dans n8n alors que les tâches planifiées en sont sorties, pour une raison précise : il intercepte les défaillances</w:t>
+      </w:r>
+      <w:r>
+        <w:t xml:space="preserve"> </w:t>
+      </w:r>
+      <w:r>
+        <w:rPr>
+          <w:b/>
+          <w:bCs/>
+        </w:rPr>
+        <w:t xml:space="preserve">du workflow lui-même</w:t>
+      </w:r>
+      <w:r>
+        <w:t xml:space="preserve">, que le service ne peut pas observer.</w:t>
+      </w:r>
+    </w:p>
+    <w:bookmarkEnd w:id="104"/>
+    <w:bookmarkStart w:id="105" w:name="lordre-réponse-dabord"/>
+    <w:p>
+      <w:pPr>
+        <w:pStyle w:val="Heading3"/>
+      </w:pPr>
+      <w:r>
+        <w:t xml:space="preserve">3.5.2 L’ordre réponse-d’abord</w:t>
+      </w:r>
+    </w:p>
+    <w:p>
+      <w:pPr>
+        <w:pStyle w:val="FirstParagraph"/>
+      </w:pPr>
+      <w:r>
+        <w:t xml:space="preserve">Dans le workflow, la réponse au technicien précède l’appel</w:t>
+      </w:r>
+      <w:r>
+        <w:t xml:space="preserve"> </w:t>
+      </w:r>
+      <w:r>
+        <w:rPr>
+          <w:rStyle w:val="VerbatimChar"/>
+        </w:rPr>
+        <w:t xml:space="preserve">/journal</w:t>
+      </w:r>
+      <w:r>
+        <w:t xml:space="preserve">. Ce n’est pas un détail d’agencement mais un invariant : une écriture Sheets en échec se gare dans la file de reprise, est rejouée toutes les 5 minutes par le même chemin que le flux vivant, et n’est résolue que lorsque Google a effectivement accepté la ligne.</w:t>
+      </w:r>
+      <w:r>
+        <w:t xml:space="preserve"> </w:t>
+      </w:r>
+      <w:r>
+        <w:rPr>
+          <w:b/>
+          <w:bCs/>
+        </w:rPr>
+        <w:t xml:space="preserve">Elle ne coûte jamais au technicien son résumé.</w:t>
+      </w:r>
+    </w:p>
+    <w:p>
+      <w:pPr>
+        <w:pStyle w:val="BodyText"/>
+      </w:pPr>
+      <w:r>
+        <w:t xml:space="preserve">Le nœud qui vérifie qu’un message est exploitable est placé</w:t>
+      </w:r>
+      <w:r>
+        <w:t xml:space="preserve"> </w:t>
+      </w:r>
+      <w:r>
+        <w:rPr>
+          <w:b/>
+          <w:bCs/>
+        </w:rPr>
+        <w:t xml:space="preserve">après</w:t>
+      </w:r>
+      <w:r>
+        <w:t xml:space="preserve"> </w:t>
+      </w:r>
+      <w:r>
+        <w:t xml:space="preserve">le nœud de réponse, pour la même raison : un « salam » mérite une réponse, mais pas une ligne de blancs dans le journal.</w:t>
+      </w:r>
+    </w:p>
+    <w:bookmarkEnd w:id="105"/>
+    <w:bookmarkEnd w:id="106"/>
+    <w:bookmarkStart w:id="107" w:name="conception-du-tableau-de-bord"/>
+    <w:p>
+      <w:pPr>
+        <w:pStyle w:val="Heading2"/>
+      </w:pPr>
+      <w:r>
+        <w:t xml:space="preserve">3.6 Conception du tableau de bord</w:t>
+      </w:r>
+    </w:p>
+    <w:p>
+      <w:pPr>
+        <w:pStyle w:val="FirstParagraph"/>
+      </w:pPr>
+      <w:r>
+        <w:t xml:space="preserve">Le tableau de bord (11 590 lignes de TypeScript) est une application React 19 servie en statique.</w:t>
+      </w:r>
+    </w:p>
+    <w:p>
+      <w:pPr>
+        <w:pStyle w:val="BodyText"/>
+      </w:pPr>
+      <w:r>
+        <w:rPr>
+          <w:b/>
+          <w:bCs/>
+        </w:rPr>
+        <w:t xml:space="preserve">Toutes les chaînes d’interface vivent dans</w:t>
+      </w:r>
+      <w:r>
+        <w:rPr>
+          <w:b/>
+          <w:bCs/>
+        </w:rPr>
+        <w:t xml:space="preserve"> </w:t>
+      </w:r>
+      <w:r>
+        <w:rPr>
+          <w:rStyle w:val="VerbatimChar"/>
+          <w:b/>
+          <w:bCs/>
+        </w:rPr>
+        <w:t xml:space="preserve">locales/{fr,en,ar}.json</w:t>
+      </w:r>
+      <w:r>
+        <w:t xml:space="preserve">, le français faisant référence. L’arabe impose le sens droite-à-gauche, ce qui interdit les marges directionnelles au profit des propriétés logiques.</w:t>
+      </w:r>
+    </w:p>
+    <w:p>
+      <w:pPr>
+        <w:pStyle w:val="BodyText"/>
+      </w:pPr>
+      <w:r>
+        <w:rPr>
+          <w:b/>
+          <w:bCs/>
+        </w:rPr>
+        <w:t xml:space="preserve">L’organigramme</w:t>
+      </w:r>
+      <w:r>
+        <w:t xml:space="preserve"> </w:t>
+      </w:r>
+      <w:r>
+        <w:t xml:space="preserve">dessine trois bandes fixes indexées sur le rôle — directeur, chefs, techniciens — et non une récursion : c’est pourquoi aucun garde-fou anti-cycle n’est nécessaire. La réaffectation utilise le glisser-déposer natif HTML5 ; comme celui-ci ne fonctionne ni au toucher ni au clavier, la liste déroulante du panneau de détail est le chemin</w:t>
+      </w:r>
+      <w:r>
+        <w:t xml:space="preserve"> </w:t>
+      </w:r>
+      <w:r>
+        <w:rPr>
+          <w:b/>
+          <w:bCs/>
+        </w:rPr>
+        <w:t xml:space="preserve">réel</w:t>
+      </w:r>
+      <w:r>
+        <w:t xml:space="preserve"> </w:t>
+      </w:r>
+      <w:r>
+        <w:t xml:space="preserve">pour ces deux modes, non un pis-aller.</w:t>
+      </w:r>
+    </w:p>
+    <w:p>
+      <w:pPr>
+        <w:pStyle w:val="BodyText"/>
+      </w:pPr>
+      <w:r>
+        <w:rPr>
+          <w:b/>
+          <w:bCs/>
+        </w:rPr>
+        <w:t xml:space="preserve">La lecture des données</w:t>
+      </w:r>
+      <w:r>
+        <w:t xml:space="preserve"> </w:t>
+      </w:r>
+      <w:r>
+        <w:t xml:space="preserve">passe par un cache au niveau du module, afin qu’une navigation aller-retour se repeigne instantanément puis se revalide en arrière-plan. Le sondage d’état et l’échantillonneur de disponibilité vivent</w:t>
+      </w:r>
+      <w:r>
+        <w:t xml:space="preserve"> </w:t>
+      </w:r>
+      <w:r>
+        <w:rPr>
+          <w:b/>
+          <w:bCs/>
+        </w:rPr>
+        <w:t xml:space="preserve">au-dessus</w:t>
+      </w:r>
+      <w:r>
+        <w:t xml:space="preserve"> </w:t>
+      </w:r>
+      <w:r>
+        <w:t xml:space="preserve">du routeur : les placer dans une page les arrêterait à la navigation et creuserait de faux trous dans l’historique de disponibilité.</w:t>
+      </w:r>
+    </w:p>
+    <w:p>
+      <w:pPr>
+        <w:pStyle w:val="BodyText"/>
+      </w:pPr>
+      <w:r>
+        <w:rPr>
+          <w:b/>
+          <w:bCs/>
+        </w:rPr>
+        <w:t xml:space="preserve">Figure 3.12 :</w:t>
+      </w:r>
+      <w:r>
+        <w:t xml:space="preserve"> </w:t>
+      </w:r>
+      <w:r>
+        <w:t xml:space="preserve">Tableau de bord — vue d’ensemble et organigramme.</w:t>
       </w:r>
       <w:r>
         <w:t xml:space="preserve"> </w:t>
@@ -8403,241 +9871,11 @@
           <w:i/>
           <w:iCs/>
         </w:rPr>
-        <w:t xml:space="preserve">[FIGURE À INSÉRER — capture du canvas n8n.]</w:t>
-      </w:r>
-    </w:p>
-    <w:p>
-      <w:pPr>
-        <w:pStyle w:val="BodyText"/>
-      </w:pPr>
-      <w:r>
-        <w:t xml:space="preserve">Le gestionnaire d’erreurs est resté dans n8n alors que les tâches planifiées en sont sorties, pour une raison précise : il intercepte les défaillances</w:t>
-      </w:r>
-      <w:r>
-        <w:t xml:space="preserve"> </w:t>
-      </w:r>
-      <w:r>
-        <w:rPr>
-          <w:b/>
-          <w:bCs/>
-        </w:rPr>
-        <w:t xml:space="preserve">du workflow lui-même</w:t>
-      </w:r>
-      <w:r>
-        <w:t xml:space="preserve">, que le service ne peut pas observer.</w:t>
-      </w:r>
-    </w:p>
-    <w:bookmarkEnd w:id="74"/>
-    <w:bookmarkStart w:id="75" w:name="lordre-réponse-dabord"/>
-    <w:p>
-      <w:pPr>
-        <w:pStyle w:val="Heading3"/>
-      </w:pPr>
-      <w:r>
-        <w:t xml:space="preserve">3.5.2 L’ordre réponse-d’abord</w:t>
-      </w:r>
-    </w:p>
-    <w:p>
-      <w:pPr>
-        <w:pStyle w:val="FirstParagraph"/>
-      </w:pPr>
-      <w:r>
-        <w:t xml:space="preserve">Dans le workflow, la réponse au technicien précède l’appel</w:t>
-      </w:r>
-      <w:r>
-        <w:t xml:space="preserve"> </w:t>
-      </w:r>
-      <w:r>
-        <w:rPr>
-          <w:rStyle w:val="VerbatimChar"/>
-        </w:rPr>
-        <w:t xml:space="preserve">/journal</w:t>
-      </w:r>
-      <w:r>
-        <w:t xml:space="preserve">. Ce n’est pas un détail d’agencement mais un invariant : une écriture Sheets en échec se gare dans la file de reprise, est rejouée toutes les 5 minutes par le même chemin que le flux vivant, et n’est résolue que lorsque Google a effectivement accepté la ligne.</w:t>
-      </w:r>
-      <w:r>
-        <w:t xml:space="preserve"> </w:t>
-      </w:r>
-      <w:r>
-        <w:rPr>
-          <w:b/>
-          <w:bCs/>
-        </w:rPr>
-        <w:t xml:space="preserve">Elle ne coûte jamais au technicien son résumé.</w:t>
-      </w:r>
-    </w:p>
-    <w:p>
-      <w:pPr>
-        <w:pStyle w:val="BodyText"/>
-      </w:pPr>
-      <w:r>
-        <w:t xml:space="preserve">Le nœud qui vérifie qu’un message est exploitable est placé</w:t>
-      </w:r>
-      <w:r>
-        <w:t xml:space="preserve"> </w:t>
-      </w:r>
-      <w:r>
-        <w:rPr>
-          <w:b/>
-          <w:bCs/>
-        </w:rPr>
-        <w:t xml:space="preserve">après</w:t>
-      </w:r>
-      <w:r>
-        <w:t xml:space="preserve"> </w:t>
-      </w:r>
-      <w:r>
-        <w:t xml:space="preserve">le nœud de réponse, pour la même raison : un « salam » mérite une réponse, mais pas une ligne de blancs dans le journal.</w:t>
-      </w:r>
-    </w:p>
-    <w:bookmarkEnd w:id="75"/>
-    <w:bookmarkEnd w:id="76"/>
-    <w:bookmarkStart w:id="77" w:name="conception-du-tableau-de-bord"/>
-    <w:p>
-      <w:pPr>
-        <w:pStyle w:val="Heading2"/>
-      </w:pPr>
-      <w:r>
-        <w:t xml:space="preserve">3.6 Conception du tableau de bord</w:t>
-      </w:r>
-    </w:p>
-    <w:p>
-      <w:pPr>
-        <w:pStyle w:val="FirstParagraph"/>
-      </w:pPr>
-      <w:r>
-        <w:t xml:space="preserve">Le tableau de bord (11 590 lignes de TypeScript) est une application React 19 servie en statique.</w:t>
-      </w:r>
-    </w:p>
-    <w:p>
-      <w:pPr>
-        <w:pStyle w:val="BodyText"/>
-      </w:pPr>
-      <w:r>
-        <w:rPr>
-          <w:b/>
-          <w:bCs/>
-        </w:rPr>
-        <w:t xml:space="preserve">Toutes les chaînes d’interface vivent dans</w:t>
-      </w:r>
-      <w:r>
-        <w:rPr>
-          <w:b/>
-          <w:bCs/>
-        </w:rPr>
-        <w:t xml:space="preserve"> </w:t>
-      </w:r>
-      <w:r>
-        <w:rPr>
-          <w:rStyle w:val="VerbatimChar"/>
-          <w:b/>
-          <w:bCs/>
-        </w:rPr>
-        <w:t xml:space="preserve">locales/{fr,en,ar}.json</w:t>
-      </w:r>
-      <w:r>
-        <w:t xml:space="preserve">, le français faisant référence. L’arabe impose le sens droite-à-gauche, ce qui interdit les marges directionnelles au profit des propriétés logiques.</w:t>
-      </w:r>
-    </w:p>
-    <w:p>
-      <w:pPr>
-        <w:pStyle w:val="BodyText"/>
-      </w:pPr>
-      <w:r>
-        <w:rPr>
-          <w:b/>
-          <w:bCs/>
-        </w:rPr>
-        <w:t xml:space="preserve">L’organigramme</w:t>
-      </w:r>
-      <w:r>
-        <w:t xml:space="preserve"> </w:t>
-      </w:r>
-      <w:r>
-        <w:t xml:space="preserve">dessine trois bandes fixes indexées sur le rôle — directeur, chefs, techniciens — et non une récursion : c’est pourquoi aucun garde-fou anti-cycle n’est nécessaire. La réaffectation utilise le glisser-déposer natif HTML5 ; comme celui-ci ne fonctionne ni au toucher ni au clavier, la liste déroulante du panneau de détail est le chemin</w:t>
-      </w:r>
-      <w:r>
-        <w:t xml:space="preserve"> </w:t>
-      </w:r>
-      <w:r>
-        <w:rPr>
-          <w:b/>
-          <w:bCs/>
-        </w:rPr>
-        <w:t xml:space="preserve">réel</w:t>
-      </w:r>
-      <w:r>
-        <w:t xml:space="preserve"> </w:t>
-      </w:r>
-      <w:r>
-        <w:t xml:space="preserve">pour ces deux modes, non un pis-aller.</w:t>
-      </w:r>
-    </w:p>
-    <w:p>
-      <w:pPr>
-        <w:pStyle w:val="BodyText"/>
-      </w:pPr>
-      <w:r>
-        <w:rPr>
-          <w:b/>
-          <w:bCs/>
-        </w:rPr>
-        <w:t xml:space="preserve">La lecture des données</w:t>
-      </w:r>
-      <w:r>
-        <w:t xml:space="preserve"> </w:t>
-      </w:r>
-      <w:r>
-        <w:t xml:space="preserve">passe par un cache au niveau du module, afin qu’une navigation aller-retour se repeigne instantanément puis se revalide en arrière-plan. Le sondage d’état et l’échantillonneur de disponibilité vivent</w:t>
-      </w:r>
-      <w:r>
-        <w:t xml:space="preserve"> </w:t>
-      </w:r>
-      <w:r>
-        <w:rPr>
-          <w:b/>
-          <w:bCs/>
-        </w:rPr>
-        <w:t xml:space="preserve">au-dessus</w:t>
-      </w:r>
-      <w:r>
-        <w:t xml:space="preserve"> </w:t>
-      </w:r>
-      <w:r>
-        <w:t xml:space="preserve">du routeur : les placer dans une page les arrêterait à la navigation et creuserait de faux trous dans l’historique de disponibilité.</w:t>
-      </w:r>
-    </w:p>
-    <w:p>
-      <w:pPr>
-        <w:pStyle w:val="BodyText"/>
-      </w:pPr>
-      <w:r>
-        <w:rPr>
-          <w:b/>
-          <w:bCs/>
-        </w:rPr>
-        <w:t xml:space="preserve">Figure 3.7 :</w:t>
-      </w:r>
-      <w:r>
-        <w:t xml:space="preserve"> </w:t>
-      </w:r>
-      <w:r>
-        <w:t xml:space="preserve">Tableau de bord — vue d’ensemble et organigramme.</w:t>
-      </w:r>
-      <w:r>
-        <w:t xml:space="preserve"> </w:t>
-      </w:r>
-      <w:r>
-        <w:rPr>
-          <w:i/>
-          <w:iCs/>
-        </w:rPr>
-        <w:t xml:space="preserve">[FIGURE À INSÉRER — captures d’écran.]</w:t>
-      </w:r>
-    </w:p>
-    <w:bookmarkEnd w:id="77"/>
-    <w:bookmarkStart w:id="78" w:name="sécurité"/>
+        <w:t xml:space="preserve">[FIGURE À INSÉRER — captures d’écran de l’application en fonctionnement.]</w:t>
+      </w:r>
+    </w:p>
+    <w:bookmarkEnd w:id="107"/>
+    <w:bookmarkStart w:id="111" w:name="sécurité"/>
     <w:p>
       <w:pPr>
         <w:pStyle w:val="Heading2"/>
@@ -8892,8 +10130,89 @@
         <w:t xml:space="preserve">: le compte de service Google n’accède qu’au classeur concerné ; les empreintes de mots de passe ne quittent jamais la base, les requêtes de lecture nommant leurs colonnes plutôt que de tout sélectionner.</w:t>
       </w:r>
     </w:p>
-    <w:bookmarkEnd w:id="78"/>
-    <w:bookmarkStart w:id="79" w:name="conclusion-du-chapitre-2"/>
+    <w:p>
+      <w:pPr>
+        <w:pStyle w:val="FirstParagraph"/>
+      </w:pPr>
+      <w:r>
+        <w:drawing>
+          <wp:inline>
+            <wp:extent cx="5334000" cy="6138683"/>
+            <wp:effectExtent b="0" l="0" r="0" t="0"/>
+            <wp:docPr descr="" title="" id="109" name="Picture"/>
+            <a:graphic>
+              <a:graphicData uri="http://schemas.openxmlformats.org/drawingml/2006/picture">
+                <pic:pic>
+                  <pic:nvPicPr>
+                    <pic:cNvPr descr="diagrams/10-auth.png" id="110" name="Picture"/>
+                    <pic:cNvPicPr>
+                      <a:picLocks noChangeArrowheads="1" noChangeAspect="1"/>
+                    </pic:cNvPicPr>
+                  </pic:nvPicPr>
+                  <pic:blipFill>
+                    <a:blip r:embed="rId108"/>
+                    <a:stretch>
+                      <a:fillRect/>
+                    </a:stretch>
+                  </pic:blipFill>
+                  <pic:spPr bwMode="auto">
+                    <a:xfrm>
+                      <a:off x="0" y="0"/>
+                      <a:ext cx="5334000" cy="6138683"/>
+                    </a:xfrm>
+                    <a:prstGeom prst="rect">
+                      <a:avLst/>
+                    </a:prstGeom>
+                    <a:noFill/>
+                    <a:ln w="9525">
+                      <a:noFill/>
+                      <a:headEnd/>
+                      <a:tailEnd/>
+                    </a:ln>
+                  </pic:spPr>
+                </pic:pic>
+              </a:graphicData>
+            </a:graphic>
+          </wp:inline>
+        </w:drawing>
+      </w:r>
+    </w:p>
+    <w:p>
+      <w:pPr>
+        <w:pStyle w:val="BodyText"/>
+      </w:pPr>
+      <w:r>
+        <w:rPr>
+          <w:b/>
+          <w:bCs/>
+        </w:rPr>
+        <w:t xml:space="preserve">Figure 3.11 :</w:t>
+      </w:r>
+      <w:r>
+        <w:t xml:space="preserve"> </w:t>
+      </w:r>
+      <w:r>
+        <w:t xml:space="preserve">Contrôle d’accès. Les deux voies — cookie humain et clé machine — convergent vers trois niveaux d’exigence. Une clé machine non configurée</w:t>
+      </w:r>
+      <w:r>
+        <w:t xml:space="preserve"> </w:t>
+      </w:r>
+      <w:r>
+        <w:rPr>
+          <w:b/>
+          <w:bCs/>
+        </w:rPr>
+        <w:t xml:space="preserve">désactive</w:t>
+      </w:r>
+      <w:r>
+        <w:t xml:space="preserve"> </w:t>
+      </w:r>
+      <w:r>
+        <w:t xml:space="preserve">l’accès machine ; elle ne l’ouvre jamais.</w:t>
+      </w:r>
+    </w:p>
+    <w:bookmarkEnd w:id="111"/>
+    <w:bookmarkStart w:id="112" w:name="conclusion-du-chapitre-2"/>
     <w:p>
       <w:pPr>
         <w:pStyle w:val="Heading2"/>
@@ -8910,9 +10229,9 @@
         <w:t xml:space="preserve">La conception traduit les contraintes du projet en structures : une architecture hybride dont la frontière est fonctionnelle et a été déplacée par l’expérience, un contrat de données reconstruit sur le fichier réel du client, un patron Stratégie qui a permis au banc d’essai de décider, quatre chaînes de repli explicites, un contrat d’erreurs qui refuse les échecs silencieux, un journal dont les règles d’accumulation et de réconciliation protègent le seul chiffre qui compte, et un modèle relationnel qui fait d’un humain une seule ligne. Le chapitre suivant décrit la mise en œuvre, le banc d’essai et les résultats.</w:t>
       </w:r>
     </w:p>
-    <w:bookmarkEnd w:id="79"/>
-    <w:bookmarkEnd w:id="80"/>
-    <w:bookmarkStart w:id="108" w:name="X30fd036dc90fb922673a32af3cf0807048e9177"/>
+    <w:bookmarkEnd w:id="112"/>
+    <w:bookmarkEnd w:id="113"/>
+    <w:bookmarkStart w:id="147" w:name="X30fd036dc90fb922673a32af3cf0807048e9177"/>
     <w:p>
       <w:pPr>
         <w:pStyle w:val="Heading1"/>
@@ -8921,7 +10240,7 @@
         <w:t xml:space="preserve">Chapitre 4 : Réalisation, banc d’essai, tests et résultats</w:t>
       </w:r>
     </w:p>
-    <w:bookmarkStart w:id="81" w:name="introduction-du-chapitre-3"/>
+    <w:bookmarkStart w:id="114" w:name="introduction-du-chapitre-3"/>
     <w:p>
       <w:pPr>
         <w:pStyle w:val="Heading2"/>
@@ -8938,8 +10257,8 @@
         <w:t xml:space="preserve">Ce chapitre décrit la mise en œuvre de la conception : l’environnement de développement, la réalisation du service et du workflow, le banc d’essai comparatif des moteurs de transcription du darija — cœur scientifique du projet — les difficultés techniques rencontrées et leur résolution, la stratégie de test, puis les résultats obtenus.</w:t>
       </w:r>
     </w:p>
-    <w:bookmarkEnd w:id="81"/>
-    <w:bookmarkStart w:id="83" w:name="environnement-et-outils-de-développement"/>
+    <w:bookmarkEnd w:id="114"/>
+    <w:bookmarkStart w:id="119" w:name="environnement-et-outils-de-développement"/>
     <w:p>
       <w:pPr>
         <w:pStyle w:val="Heading2"/>
@@ -9304,7 +10623,7 @@
         <w:t xml:space="preserve">(cahier des charges, guides).</w:t>
       </w:r>
     </w:p>
-    <w:bookmarkStart w:id="82" w:name="déploiement-une-seule-origine"/>
+    <w:bookmarkStart w:id="118" w:name="déploiement-une-seule-origine"/>
     <w:p>
       <w:pPr>
         <w:pStyle w:val="Heading3"/>
@@ -9541,9 +10860,74 @@
         <w:t xml:space="preserve">du workflow dans son volume. Modifier le fichier JSON versionné ne change rien tant qu’il n’est pas réimporté ou poussé par l’API de n8n.</w:t>
       </w:r>
     </w:p>
-    <w:bookmarkEnd w:id="82"/>
-    <w:bookmarkEnd w:id="83"/>
-    <w:bookmarkStart w:id="92" w:name="X761425c5a68c49ce368ba7b060eeb701c2992a5"/>
+    <w:p>
+      <w:pPr>
+        <w:pStyle w:val="FirstParagraph"/>
+      </w:pPr>
+      <w:r>
+        <w:drawing>
+          <wp:inline>
+            <wp:extent cx="5334000" cy="4936136"/>
+            <wp:effectExtent b="0" l="0" r="0" t="0"/>
+            <wp:docPr descr="" title="" id="116" name="Picture"/>
+            <a:graphic>
+              <a:graphicData uri="http://schemas.openxmlformats.org/drawingml/2006/picture">
+                <pic:pic>
+                  <pic:nvPicPr>
+                    <pic:cNvPr descr="diagrams/12-deployment.png" id="117" name="Picture"/>
+                    <pic:cNvPicPr>
+                      <a:picLocks noChangeArrowheads="1" noChangeAspect="1"/>
+                    </pic:cNvPicPr>
+                  </pic:nvPicPr>
+                  <pic:blipFill>
+                    <a:blip r:embed="rId115"/>
+                    <a:stretch>
+                      <a:fillRect/>
+                    </a:stretch>
+                  </pic:blipFill>
+                  <pic:spPr bwMode="auto">
+                    <a:xfrm>
+                      <a:off x="0" y="0"/>
+                      <a:ext cx="5334000" cy="4936136"/>
+                    </a:xfrm>
+                    <a:prstGeom prst="rect">
+                      <a:avLst/>
+                    </a:prstGeom>
+                    <a:noFill/>
+                    <a:ln w="9525">
+                      <a:noFill/>
+                      <a:headEnd/>
+                      <a:tailEnd/>
+                    </a:ln>
+                  </pic:spPr>
+                </pic:pic>
+              </a:graphicData>
+            </a:graphic>
+          </wp:inline>
+        </w:drawing>
+      </w:r>
+    </w:p>
+    <w:p>
+      <w:pPr>
+        <w:pStyle w:val="BodyText"/>
+      </w:pPr>
+      <w:r>
+        <w:rPr>
+          <w:b/>
+          <w:bCs/>
+        </w:rPr>
+        <w:t xml:space="preserve">Figure 4.1 :</w:t>
+      </w:r>
+      <w:r>
+        <w:t xml:space="preserve"> </w:t>
+      </w:r>
+      <w:r>
+        <w:t xml:space="preserve">Topologie de déploiement. Un seul service publie un port ; tout le reste n’existe que sur le réseau interne de la pile. C’est cette forme unique — identique en local, derrière le tunnel et sur le serveur — qui rend les questions d’origines croisées sans objet.</w:t>
+      </w:r>
+    </w:p>
+    <w:bookmarkEnd w:id="118"/>
+    <w:bookmarkEnd w:id="119"/>
+    <w:bookmarkStart w:id="131" w:name="X761425c5a68c49ce368ba7b060eeb701c2992a5"/>
     <w:p>
       <w:pPr>
         <w:pStyle w:val="Heading2"/>
@@ -9592,7 +10976,7 @@
         <w:t xml:space="preserve">du cahier des charges.</w:t>
       </w:r>
     </w:p>
-    <w:bookmarkStart w:id="84" w:name="protocole"/>
+    <w:bookmarkStart w:id="120" w:name="protocole"/>
     <w:p>
       <w:pPr>
         <w:pStyle w:val="Heading3"/>
@@ -9675,8 +11059,8 @@
         <w:t xml:space="preserve">(12 moteurs), après déblocage de deux dépôts sous licence.</w:t>
       </w:r>
     </w:p>
-    <w:bookmarkEnd w:id="84"/>
-    <w:bookmarkStart w:id="85" w:name="une-décision-de-méthode-ni-wer-ni-cer"/>
+    <w:bookmarkEnd w:id="120"/>
+    <w:bookmarkStart w:id="124" w:name="une-décision-de-méthode-ni-wer-ni-cer"/>
     <w:p>
       <w:pPr>
         <w:pStyle w:val="Heading3"/>
@@ -9834,8 +11218,73 @@
         <w:t xml:space="preserve">. Cette confirmation humaine est ce qui a fixé l’ordre définitif de la chaîne.</w:t>
       </w:r>
     </w:p>
-    <w:bookmarkEnd w:id="85"/>
-    <w:bookmarkStart w:id="86" w:name="résultats-moteurs-par-api"/>
+    <w:p>
+      <w:pPr>
+        <w:pStyle w:val="BodyText"/>
+      </w:pPr>
+      <w:r>
+        <w:drawing>
+          <wp:inline>
+            <wp:extent cx="5334000" cy="3276941"/>
+            <wp:effectExtent b="0" l="0" r="0" t="0"/>
+            <wp:docPr descr="" title="" id="122" name="Picture"/>
+            <a:graphic>
+              <a:graphicData uri="http://schemas.openxmlformats.org/drawingml/2006/picture">
+                <pic:pic>
+                  <pic:nvPicPr>
+                    <pic:cNvPr descr="diagrams/13-benchmark.png" id="123" name="Picture"/>
+                    <pic:cNvPicPr>
+                      <a:picLocks noChangeArrowheads="1" noChangeAspect="1"/>
+                    </pic:cNvPicPr>
+                  </pic:nvPicPr>
+                  <pic:blipFill>
+                    <a:blip r:embed="rId121"/>
+                    <a:stretch>
+                      <a:fillRect/>
+                    </a:stretch>
+                  </pic:blipFill>
+                  <pic:spPr bwMode="auto">
+                    <a:xfrm>
+                      <a:off x="0" y="0"/>
+                      <a:ext cx="5334000" cy="3276941"/>
+                    </a:xfrm>
+                    <a:prstGeom prst="rect">
+                      <a:avLst/>
+                    </a:prstGeom>
+                    <a:noFill/>
+                    <a:ln w="9525">
+                      <a:noFill/>
+                      <a:headEnd/>
+                      <a:tailEnd/>
+                    </a:ln>
+                  </pic:spPr>
+                </pic:pic>
+              </a:graphicData>
+            </a:graphic>
+          </wp:inline>
+        </w:drawing>
+      </w:r>
+    </w:p>
+    <w:p>
+      <w:pPr>
+        <w:pStyle w:val="BodyText"/>
+      </w:pPr>
+      <w:r>
+        <w:rPr>
+          <w:b/>
+          <w:bCs/>
+        </w:rPr>
+        <w:t xml:space="preserve">Figure 4.2 :</w:t>
+      </w:r>
+      <w:r>
+        <w:t xml:space="preserve"> </w:t>
+      </w:r>
+      <w:r>
+        <w:t xml:space="preserve">Démarche du banc d’essai, y compris ses détours. Les deux encadrés rouges signalent le bogue silencieux : il flattait un modèle au lieu de le pénaliser, ce qui est le mode de défaillance le plus dangereux pour une comparaison.</w:t>
+      </w:r>
+    </w:p>
+    <w:bookmarkEnd w:id="124"/>
+    <w:bookmarkStart w:id="125" w:name="résultats-moteurs-par-api"/>
     <w:p>
       <w:pPr>
         <w:pStyle w:val="Heading3"/>
@@ -10309,8 +11758,8 @@
         <w:t xml:space="preserve">pourtant des données.</w:t>
       </w:r>
     </w:p>
-    <w:bookmarkEnd w:id="86"/>
-    <w:bookmarkStart w:id="87" w:name="résultats-moteurs-locaux-sur-gpu"/>
+    <w:bookmarkEnd w:id="125"/>
+    <w:bookmarkStart w:id="126" w:name="résultats-moteurs-locaux-sur-gpu"/>
     <w:p>
       <w:pPr>
         <w:pStyle w:val="Heading3"/>
@@ -11237,8 +12686,8 @@
         <w:t xml:space="preserve">(40). La chaîne d’extraction lit le darija ; ces formes sont donc parfaitement récupérables. La colonne mesure une commodité de format, non une perte d’information.</w:t>
       </w:r>
     </w:p>
-    <w:bookmarkEnd w:id="87"/>
-    <w:bookmarkStart w:id="88" w:name="le-moteur-retenu-et-sa-justification"/>
+    <w:bookmarkEnd w:id="126"/>
+    <w:bookmarkStart w:id="127" w:name="le-moteur-retenu-et-sa-justification"/>
     <w:p>
       <w:pPr>
         <w:pStyle w:val="Heading3"/>
@@ -11603,8 +13052,8 @@
         <w:t xml:space="preserve">, le plus lent des douze, et environ 4 Go de mémoire graphique, contre 1,53 s pour l’API de Groq. Ce compromis — la meilleure exactitude contre cinq fois l’attente — est la décision centrale du banc d’essai, et c’est la validation par un locuteur natif qui l’a tranchée.</w:t>
       </w:r>
     </w:p>
-    <w:bookmarkEnd w:id="88"/>
-    <w:bookmarkStart w:id="89" w:name="une-hypothèse-renversée-puis-rétablie"/>
+    <w:bookmarkEnd w:id="127"/>
+    <w:bookmarkStart w:id="128" w:name="une-hypothèse-renversée-puis-rétablie"/>
     <w:p>
       <w:pPr>
         <w:pStyle w:val="Heading3"/>
@@ -11756,8 +13205,8 @@
         <w:t xml:space="preserve">: cet adaptateur n’avait jamais pu fonctionner une seule fois depuis sa création.</w:t>
       </w:r>
     </w:p>
-    <w:bookmarkEnd w:id="89"/>
-    <w:bookmarkStart w:id="90" w:name="Xa1ddf3763eed7b42934dff8835683d4d0602638"/>
+    <w:bookmarkEnd w:id="128"/>
+    <w:bookmarkStart w:id="129" w:name="Xa1ddf3763eed7b42934dff8835683d4d0602638"/>
     <w:p>
       <w:pPr>
         <w:pStyle w:val="Heading3"/>
@@ -12031,8 +13480,8 @@
         <w:t xml:space="preserve">sur des audios différents, et un effondrement de la confiance à 0,085–0,34 contre 0,48 pour Groq. La confiance ne mesure pas l’exactitude, mais son effondrement soudain signale que le harnais ment.</w:t>
       </w:r>
     </w:p>
-    <w:bookmarkEnd w:id="90"/>
-    <w:bookmarkStart w:id="91" w:name="X1f86e2bf45b78c6630e9fd9c8ad4b5e18d25248"/>
+    <w:bookmarkEnd w:id="129"/>
+    <w:bookmarkStart w:id="130" w:name="X1f86e2bf45b78c6630e9fd9c8ad4b5e18d25248"/>
     <w:p>
       <w:pPr>
         <w:pStyle w:val="Heading3"/>
@@ -12310,9 +13759,9 @@
         <w:t xml:space="preserve">— deux réglages opposés pour un même fichier, parce que deux implémentations en font deux choses différentes.</w:t>
       </w:r>
     </w:p>
-    <w:bookmarkEnd w:id="91"/>
-    <w:bookmarkEnd w:id="92"/>
-    <w:bookmarkStart w:id="99" w:name="Xd6b725e932bc2e14239ebfeafcaf13f80c4bed7"/>
+    <w:bookmarkEnd w:id="130"/>
+    <w:bookmarkEnd w:id="131"/>
+    <w:bookmarkStart w:id="138" w:name="Xd6b725e932bc2e14239ebfeafcaf13f80c4bed7"/>
     <w:p>
       <w:pPr>
         <w:pStyle w:val="Heading2"/>
@@ -12329,7 +13778,7 @@
         <w:t xml:space="preserve">Au-delà du banc d’essai, la confrontation au réel a révélé plusieurs défauts indétectables hors ligne.</w:t>
       </w:r>
     </w:p>
-    <w:bookmarkStart w:id="93" w:name="la-boucle-de-répétition-de-gemini"/>
+    <w:bookmarkStart w:id="132" w:name="la-boucle-de-répétition-de-gemini"/>
     <w:p>
       <w:pPr>
         <w:pStyle w:val="Heading3"/>
@@ -12415,8 +13864,8 @@
         <w:t xml:space="preserve">ne rattraperait pas, un texte répété n’étant pas un texte vide.</w:t>
       </w:r>
     </w:p>
-    <w:bookmarkEnd w:id="93"/>
-    <w:bookmarkStart w:id="94" w:name="validation-de-format-par-groq"/>
+    <w:bookmarkEnd w:id="132"/>
+    <w:bookmarkStart w:id="133" w:name="validation-de-format-par-groq"/>
     <w:p>
       <w:pPr>
         <w:pStyle w:val="Heading3"/>
@@ -12477,8 +13926,8 @@
         <w:t xml:space="preserve">normalisation du type MIME vers une table d’extensions acceptées, avec alias, et repli sur le format des notes vocales.</w:t>
       </w:r>
     </w:p>
-    <w:bookmarkEnd w:id="94"/>
-    <w:bookmarkStart w:id="95" w:name="rotation-des-modèles-chez-le-fournisseur"/>
+    <w:bookmarkEnd w:id="133"/>
+    <w:bookmarkStart w:id="134" w:name="rotation-des-modèles-chez-le-fournisseur"/>
     <w:p>
       <w:pPr>
         <w:pStyle w:val="Heading3"/>
@@ -12537,8 +13986,8 @@
         <w:t xml:space="preserve">figurer dans le catalogue d’un fournisseur ne signifie pas être appelable.</w:t>
       </w:r>
     </w:p>
-    <w:bookmarkEnd w:id="95"/>
-    <w:bookmarkStart w:id="96" w:name="chaînes-null-des-modèles"/>
+    <w:bookmarkEnd w:id="134"/>
+    <w:bookmarkStart w:id="135" w:name="chaînes-null-des-modèles"/>
     <w:p>
       <w:pPr>
         <w:pStyle w:val="Heading3"/>
@@ -12623,8 +14072,8 @@
         <w:t xml:space="preserve">et la chaîne vide vers la valeur nulle avant le typage strict.</w:t>
       </w:r>
     </w:p>
-    <w:bookmarkEnd w:id="96"/>
-    <w:bookmarkStart w:id="97" w:name="une-identité-scindée-en-deux"/>
+    <w:bookmarkEnd w:id="135"/>
+    <w:bookmarkStart w:id="136" w:name="une-identité-scindée-en-deux"/>
     <w:p>
       <w:pPr>
         <w:pStyle w:val="Heading3"/>
@@ -12710,8 +14159,8 @@
         <w:t xml:space="preserve">. C’est cette correction qui permet à un profil de suivre le collègue plutôt que le numéro de téléphone.</w:t>
       </w:r>
     </w:p>
-    <w:bookmarkEnd w:id="97"/>
-    <w:bookmarkStart w:id="98" w:name="X9a487eb7e0522b1b7893cea4e1d186ca4a007c9"/>
+    <w:bookmarkEnd w:id="136"/>
+    <w:bookmarkStart w:id="137" w:name="X9a487eb7e0522b1b7893cea4e1d186ca4a007c9"/>
     <w:p>
       <w:pPr>
         <w:pStyle w:val="Heading3"/>
@@ -12744,9 +14193,9 @@
         <w:t xml:space="preserve">encapsulation dans un bloc conditionnel dynamique, la rendant réexécutable à chaque démarrage.</w:t>
       </w:r>
     </w:p>
-    <w:bookmarkEnd w:id="98"/>
-    <w:bookmarkEnd w:id="99"/>
-    <w:bookmarkStart w:id="100" w:name="Xec6616dcf01e4222dacc0f85d6bcc547fb85373"/>
+    <w:bookmarkEnd w:id="137"/>
+    <w:bookmarkEnd w:id="138"/>
+    <w:bookmarkStart w:id="139" w:name="Xec6616dcf01e4222dacc0f85d6bcc547fb85373"/>
     <w:p>
       <w:pPr>
         <w:pStyle w:val="Heading2"/>
@@ -12837,8 +14286,8 @@
         <w:t xml:space="preserve">L’intégration continue (GitHub Actions) exécute la suite, l’analyse statique, et un contrôle de parité des trois fichiers de traduction.</w:t>
       </w:r>
     </w:p>
-    <w:bookmarkEnd w:id="100"/>
-    <w:bookmarkStart w:id="106" w:name="résultats"/>
+    <w:bookmarkEnd w:id="139"/>
+    <w:bookmarkStart w:id="145" w:name="résultats"/>
     <w:p>
       <w:pPr>
         <w:pStyle w:val="Heading2"/>
@@ -12847,7 +14296,7 @@
         <w:t xml:space="preserve">4.6 Résultats</w:t>
       </w:r>
     </w:p>
-    <w:bookmarkStart w:id="101" w:name="chaîne-de-bout-en-bout-opérationnelle"/>
+    <w:bookmarkStart w:id="140" w:name="chaîne-de-bout-en-bout-opérationnelle"/>
     <w:p>
       <w:pPr>
         <w:pStyle w:val="Heading3"/>
@@ -12898,8 +14347,8 @@
         <w:t xml:space="preserve">(indisponibilité du fournisseur principal en soirée) : la chaîne a produit son rapport via le moteur secondaire sans intervention, validant la conception.</w:t>
       </w:r>
     </w:p>
-    <w:bookmarkEnd w:id="101"/>
-    <w:bookmarkStart w:id="102" w:name="périmètre-livré"/>
+    <w:bookmarkEnd w:id="140"/>
+    <w:bookmarkStart w:id="141" w:name="périmètre-livré"/>
     <w:p>
       <w:pPr>
         <w:pStyle w:val="Heading3"/>
@@ -13361,8 +14810,8 @@
         <w:t xml:space="preserve">État du périmètre livré.</w:t>
       </w:r>
     </w:p>
-    <w:bookmarkEnd w:id="102"/>
-    <w:bookmarkStart w:id="103" w:name="métriques-du-projet"/>
+    <w:bookmarkEnd w:id="141"/>
+    <w:bookmarkStart w:id="142" w:name="métriques-du-projet"/>
     <w:p>
       <w:pPr>
         <w:pStyle w:val="Heading3"/>
@@ -13667,8 +15116,8 @@
         <w:t xml:space="preserve">Métriques du projet à la date de rédaction.</w:t>
       </w:r>
     </w:p>
-    <w:bookmarkEnd w:id="103"/>
-    <w:bookmarkStart w:id="104" w:name="latence-de-bout-en-bout"/>
+    <w:bookmarkEnd w:id="142"/>
+    <w:bookmarkStart w:id="143" w:name="latence-de-bout-en-bout"/>
     <w:p>
       <w:pPr>
         <w:pStyle w:val="Heading3"/>
@@ -13689,8 +15138,8 @@
         <w:t xml:space="preserve">[À COMPLÉTER — mesure de la latence note vocale → ligne dans le journal, à relever sur le pilote. Les latences unitaires mesurées sont disponibles : transcription 1,53 s (Groq) à 7,7 s (moteur local), extraction non chronométrée séparément.]</w:t>
       </w:r>
     </w:p>
-    <w:bookmarkEnd w:id="104"/>
-    <w:bookmarkStart w:id="105" w:name="pilote"/>
+    <w:bookmarkEnd w:id="143"/>
+    <w:bookmarkStart w:id="144" w:name="pilote"/>
     <w:p>
       <w:pPr>
         <w:pStyle w:val="Heading3"/>
@@ -13711,9 +15160,9 @@
         <w:t xml:space="preserve">[À COMPLÉTER — déploiement pilote, nombre de rapports traités, retours des techniciens et de l’encadrement, incidents observés.]</w:t>
       </w:r>
     </w:p>
-    <w:bookmarkEnd w:id="105"/>
-    <w:bookmarkEnd w:id="106"/>
-    <w:bookmarkStart w:id="107" w:name="conclusion-du-chapitre-3"/>
+    <w:bookmarkEnd w:id="144"/>
+    <w:bookmarkEnd w:id="145"/>
+    <w:bookmarkStart w:id="146" w:name="conclusion-du-chapitre-3"/>
     <w:p>
       <w:pPr>
         <w:pStyle w:val="Heading2"/>
@@ -13730,9 +15179,9 @@
         <w:t xml:space="preserve">La réalisation a concrétisé la conception et l’a confrontée au réel. Le banc d’essai, mené sur treize moteurs, a produit un résultat qu’aucune revue de littérature n’aurait donné : le moteur le plus exact pour ce cas d’usage n’est pas le service commercial de référence mais un affinage open-source du darija, et ce constat n’a pu émerger que parce que des contrôles non affinés avaient été inclus et parce que trois bogues de harnais — dont un silencieux et flatteur — ont été débusqués. Six défauts d’intégration invisibles hors ligne ont par ailleurs été diagnostiqués et corrigés. La chaîne complète fonctionne de bout en bout depuis la semaine 0, repli compris.</w:t>
       </w:r>
     </w:p>
-    <w:bookmarkEnd w:id="107"/>
-    <w:bookmarkEnd w:id="108"/>
-    <w:bookmarkStart w:id="109" w:name="conclusion-générale-et-perspectives"/>
+    <w:bookmarkEnd w:id="146"/>
+    <w:bookmarkEnd w:id="147"/>
+    <w:bookmarkStart w:id="148" w:name="conclusion-générale-et-perspectives"/>
     <w:p>
       <w:pPr>
         <w:pStyle w:val="Heading1"/>
@@ -13995,8 +15444,8 @@
         <w:t xml:space="preserve">Au-delà du système livré, ce projet illustre une conviction d’ingénierie : dans les applications des grands modèles de langage, la valeur ne réside pas dans le choix des modèles, mais dans l’architecture qui les entoure — contrats de données stricts, chaînes de repli explicites, refus des échecs silencieux, et bancs d’essai assez sceptiques pour se surprendre eux-mêmes. Le banc d’essai de ce projet a renversé son hypothèse de départ deux fois, et démasqué un bogue qui lui faisait couronner un vainqueur sur une transcription jamais générée. C’est cette discipline, plus que le modèle finalement retenu, qui constitue le résultat le plus transférable de ce travail.</w:t>
       </w:r>
     </w:p>
-    <w:bookmarkEnd w:id="109"/>
-    <w:bookmarkStart w:id="110" w:name="références-bibliographiques"/>
+    <w:bookmarkEnd w:id="148"/>
+    <w:bookmarkStart w:id="149" w:name="références-bibliographiques"/>
     <w:p>
       <w:pPr>
         <w:pStyle w:val="Heading1"/>
@@ -14207,8 +15656,8 @@
         <w:t xml:space="preserve">[À COMPLÉTER : références académiques additionnelles sur l’ASR de l’arabe dialectal, à ajouter selon les exigences de la filière.]</w:t>
       </w:r>
     </w:p>
-    <w:bookmarkEnd w:id="110"/>
-    <w:bookmarkStart w:id="118" w:name="annexes"/>
+    <w:bookmarkEnd w:id="149"/>
+    <w:bookmarkStart w:id="157" w:name="annexes"/>
     <w:p>
       <w:pPr>
         <w:pStyle w:val="Heading1"/>
@@ -14217,7 +15666,7 @@
         <w:t xml:space="preserve">Annexes</w:t>
       </w:r>
     </w:p>
-    <w:bookmarkStart w:id="111" w:name="annexe-a-cahier-des-charges"/>
+    <w:bookmarkStart w:id="150" w:name="annexe-a-cahier-des-charges"/>
     <w:p>
       <w:pPr>
         <w:pStyle w:val="Heading2"/>
@@ -14260,8 +15709,8 @@
         <w:t xml:space="preserve">.]</w:t>
       </w:r>
     </w:p>
-    <w:bookmarkEnd w:id="111"/>
-    <w:bookmarkStart w:id="112" w:name="X32e70b60c6d879e694a4389de51555c09c82202"/>
+    <w:bookmarkEnd w:id="150"/>
+    <w:bookmarkStart w:id="151" w:name="X32e70b60c6d879e694a4389de51555c09c82202"/>
     <w:p>
       <w:pPr>
         <w:pStyle w:val="Heading2"/>
@@ -14311,8 +15760,8 @@
         <w:t xml:space="preserve">et exemple de réponse réelle anonymisée. Source : documentation OpenAPI générée automatiquement par FastAPI.]</w:t>
       </w:r>
     </w:p>
-    <w:bookmarkEnd w:id="112"/>
-    <w:bookmarkStart w:id="113" w:name="X77ff8cdd90d9635bf57fe2910710caebc0f3b16"/>
+    <w:bookmarkEnd w:id="151"/>
+    <w:bookmarkStart w:id="152" w:name="X77ff8cdd90d9635bf57fe2910710caebc0f3b16"/>
     <w:p>
       <w:pPr>
         <w:pStyle w:val="Heading2"/>
@@ -14406,8 +15855,8 @@
         <w:t xml:space="preserve">.]</w:t>
       </w:r>
     </w:p>
-    <w:bookmarkEnd w:id="113"/>
-    <w:bookmarkStart w:id="114" w:name="annexe-d-workflow-n8n-documenté"/>
+    <w:bookmarkEnd w:id="152"/>
+    <w:bookmarkStart w:id="153" w:name="annexe-d-workflow-n8n-documenté"/>
     <w:p>
       <w:pPr>
         <w:pStyle w:val="Heading2"/>
@@ -14428,8 +15877,8 @@
         <w:t xml:space="preserve">[À INSÉRER — export JSON du workflow (65 nœuds) et captures d’écran annotées du canvas.]</w:t>
       </w:r>
     </w:p>
-    <w:bookmarkEnd w:id="114"/>
-    <w:bookmarkStart w:id="115" w:name="annexe-e-documentation-dinstallation"/>
+    <w:bookmarkEnd w:id="153"/>
+    <w:bookmarkStart w:id="154" w:name="annexe-e-documentation-dinstallation"/>
     <w:p>
       <w:pPr>
         <w:pStyle w:val="Heading2"/>
@@ -14501,8 +15950,8 @@
         <w:t xml:space="preserve">.]</w:t>
       </w:r>
     </w:p>
-    <w:bookmarkEnd w:id="115"/>
-    <w:bookmarkStart w:id="116" w:name="annexe-f-guide-utilisateur"/>
+    <w:bookmarkEnd w:id="154"/>
+    <w:bookmarkStart w:id="155" w:name="annexe-f-guide-utilisateur"/>
     <w:p>
       <w:pPr>
         <w:pStyle w:val="Heading2"/>
@@ -14523,8 +15972,8 @@
         <w:t xml:space="preserve">[À INSÉRER — guide d’une page : comment envoyer son rapport vocal, les commandes disponibles, que faire en cas d’erreur.]</w:t>
       </w:r>
     </w:p>
-    <w:bookmarkEnd w:id="116"/>
-    <w:bookmarkStart w:id="117" w:name="X4550a81f5e354f33d90846552e6364a3feca980"/>
+    <w:bookmarkEnd w:id="155"/>
+    <w:bookmarkStart w:id="156" w:name="X4550a81f5e354f33d90846552e6364a3feca980"/>
     <w:p>
       <w:pPr>
         <w:pStyle w:val="Heading2"/>
@@ -14596,8 +16045,8 @@
         <w:t xml:space="preserve">.]</w:t>
       </w:r>
     </w:p>
-    <w:bookmarkEnd w:id="117"/>
-    <w:bookmarkEnd w:id="118"/>
+    <w:bookmarkEnd w:id="156"/>
+    <w:bookmarkEnd w:id="157"/>
     <w:sectPr>
       <w:footnotePr>
         <w:numRestart w:val="eachSect"/>
